--- a/docs/Deliverables/Class Diagrams.docx
+++ b/docs/Deliverables/Class Diagrams.docx
@@ -12,10 +12,10 @@
           <w:noProof/>
         </w:rPr>
         <w:drawing>
-          <wp:inline distT="0" distB="0" distL="0" distR="0" wp14:anchorId="737A982F" wp14:editId="412D3138">
-            <wp:extent cx="5577840" cy="2918814"/>
+          <wp:inline distT="0" distB="0" distL="0" distR="0" wp14:anchorId="553B5A77" wp14:editId="37991729">
+            <wp:extent cx="5149615" cy="2857500"/>
             <wp:effectExtent l="0" t="0" r="0" b="0"/>
-            <wp:docPr id="1" name="Picture 1" descr="Figure 3.16. UML Class Diagram of How a User Registers and Authenticates"/>
+            <wp:docPr id="3" name="Picture 3"/>
             <wp:cNvGraphicFramePr>
               <a:graphicFrameLocks xmlns:a="http://schemas.openxmlformats.org/drawingml/2006/main" noChangeAspect="1"/>
             </wp:cNvGraphicFramePr>
@@ -23,23 +23,39 @@
               <a:graphicData uri="http://schemas.openxmlformats.org/drawingml/2006/picture">
                 <pic:pic xmlns:pic="http://schemas.openxmlformats.org/drawingml/2006/picture">
                   <pic:nvPicPr>
-                    <pic:cNvPr id="0" name="2.png"/>
-                    <pic:cNvPicPr/>
+                    <pic:cNvPr id="0" name="Picture 1"/>
+                    <pic:cNvPicPr>
+                      <a:picLocks noChangeAspect="1" noChangeArrowheads="1"/>
+                    </pic:cNvPicPr>
                   </pic:nvPicPr>
-                  <pic:blipFill>
-                    <a:blip r:embed="rId9"/>
-                    <a:stretch>
-                      <a:fillRect/>
-                    </a:stretch>
+                  <pic:blipFill rotWithShape="1">
+                    <a:blip r:embed="rId9">
+                      <a:extLst>
+                        <a:ext uri="{28A0092B-C50C-407E-A947-70E740481C1C}">
+                          <a14:useLocalDpi xmlns:a14="http://schemas.microsoft.com/office/drawing/2010/main" val="0"/>
+                        </a:ext>
+                      </a:extLst>
+                    </a:blip>
+                    <a:srcRect l="11976" t="15205" r="11618" b="13849"/>
+                    <a:stretch/>
                   </pic:blipFill>
-                  <pic:spPr>
+                  <pic:spPr bwMode="auto">
                     <a:xfrm>
                       <a:off x="0" y="0"/>
-                      <a:ext cx="5577840" cy="2918814"/>
+                      <a:ext cx="5167811" cy="2867597"/>
                     </a:xfrm>
                     <a:prstGeom prst="rect">
                       <a:avLst/>
                     </a:prstGeom>
+                    <a:noFill/>
+                    <a:ln>
+                      <a:noFill/>
+                    </a:ln>
+                    <a:extLst>
+                      <a:ext uri="{53640926-AAD7-44D8-BBD7-CCE9431645EC}">
+                        <a14:shadowObscured xmlns:a14="http://schemas.microsoft.com/office/drawing/2010/main"/>
+                      </a:ext>
+                    </a:extLst>
                   </pic:spPr>
                 </pic:pic>
               </a:graphicData>
@@ -72,17 +88,63 @@
         <w:rPr>
           <w:sz w:val="22"/>
         </w:rPr>
-        <w:t>Figure 3.16 presents the classes involved in account registration and sign-in. The sign-up and login screen states call AuthService to handle email-and-password or Google authentication. AuthService works with DatabaseService to save or retrieve the account profile represented by the User document in Firestore, connecting the authentication flow with the user's stored account information.</w:t>
+        <w:t xml:space="preserve">Figure 3.16 presents the classes involved in account registration and sign-in. The sign-up and login screen states call </w:t>
       </w:r>
+      <w:proofErr w:type="spellStart"/>
       <w:r>
         <w:rPr>
           <w:sz w:val="22"/>
         </w:rPr>
+        <w:t>AuthService</w:t>
       </w:r>
+      <w:proofErr w:type="spellEnd"/>
       <w:r>
         <w:rPr>
           <w:sz w:val="22"/>
         </w:rPr>
+        <w:t xml:space="preserve"> to handle email-and-password or Google authentication. </w:t>
+      </w:r>
+      <w:proofErr w:type="spellStart"/>
+      <w:r>
+        <w:rPr>
+          <w:sz w:val="22"/>
+        </w:rPr>
+        <w:t>AuthService</w:t>
+      </w:r>
+      <w:proofErr w:type="spellEnd"/>
+      <w:r>
+        <w:rPr>
+          <w:sz w:val="22"/>
+        </w:rPr>
+        <w:t xml:space="preserve"> works with </w:t>
+      </w:r>
+      <w:proofErr w:type="spellStart"/>
+      <w:r>
+        <w:rPr>
+          <w:sz w:val="22"/>
+        </w:rPr>
+        <w:t>DatabaseService</w:t>
+      </w:r>
+      <w:proofErr w:type="spellEnd"/>
+      <w:r>
+        <w:rPr>
+          <w:sz w:val="22"/>
+        </w:rPr>
+        <w:t xml:space="preserve"> to save or retrieve the account profile represented by the User document in </w:t>
+      </w:r>
+      <w:proofErr w:type="spellStart"/>
+      <w:r>
+        <w:rPr>
+          <w:sz w:val="22"/>
+        </w:rPr>
+        <w:t>Firestore</w:t>
+      </w:r>
+      <w:proofErr w:type="spellEnd"/>
+      <w:r>
+        <w:rPr>
+          <w:sz w:val="22"/>
+        </w:rPr>
+        <w:t>, connecting the authentication flow with the user's stored account information.</w:t>
       </w:r>
     </w:p>
     <w:p>
@@ -104,10 +166,10 @@
         </w:rPr>
         <w:lastRenderedPageBreak/>
         <w:drawing>
-          <wp:inline distT="0" distB="0" distL="0" distR="0" wp14:anchorId="7DC60BC7" wp14:editId="31BEDAB6">
-            <wp:extent cx="5577840" cy="3137535"/>
+          <wp:inline distT="0" distB="0" distL="0" distR="0" wp14:anchorId="4F264E41" wp14:editId="6B67070E">
+            <wp:extent cx="5208270" cy="3357676"/>
             <wp:effectExtent l="0" t="0" r="0" b="0"/>
-            <wp:docPr id="2" name="Picture 2" descr="Figure 3.17. UML Class Diagram of How a User Views the Real-Time Dashboard and Manages Water Thresholds"/>
+            <wp:docPr id="10" name="Picture 10"/>
             <wp:cNvGraphicFramePr>
               <a:graphicFrameLocks xmlns:a="http://schemas.openxmlformats.org/drawingml/2006/main" noChangeAspect="1"/>
             </wp:cNvGraphicFramePr>
@@ -115,642 +177,31 @@
               <a:graphicData uri="http://schemas.openxmlformats.org/drawingml/2006/picture">
                 <pic:pic xmlns:pic="http://schemas.openxmlformats.org/drawingml/2006/picture">
                   <pic:nvPicPr>
-                    <pic:cNvPr id="0" name="3.png"/>
-                    <pic:cNvPicPr/>
-                  </pic:nvPicPr>
-                  <pic:blipFill>
-                    <a:blip r:embed="rId10"/>
-                    <a:stretch>
-                      <a:fillRect/>
-                    </a:stretch>
-                  </pic:blipFill>
-                  <pic:spPr>
-                    <a:xfrm>
-                      <a:off x="0" y="0"/>
-                      <a:ext cx="5577840" cy="3137535"/>
-                    </a:xfrm>
-                    <a:prstGeom prst="rect">
-                      <a:avLst/>
-                    </a:prstGeom>
-                  </pic:spPr>
-                </pic:pic>
-              </a:graphicData>
-            </a:graphic>
-          </wp:inline>
-        </w:drawing>
-      </w:r>
-    </w:p>
-    <w:p>
-      <w:pPr>
-        <w:keepNext/>
-        <w:spacing w:before="360" w:after="0" w:line="480" w:lineRule="auto"/>
-        <w:jc w:val="center"/>
-      </w:pPr>
-      <w:r>
-        <w:rPr>
-          <w:i/>
-          <w:sz w:val="22"/>
-        </w:rPr>
-        <w:t>Figure 3.17. UML Class Diagram of How a User Views the Real-Time Dashboard and Manages Sensor Thresholds</w:t>
-      </w:r>
-      <w:r>
-        <w:rPr>
-          <w:i/>
-          <w:sz w:val="22"/>
-        </w:rPr>
-      </w:r>
-    </w:p>
-    <w:p>
-      <w:pPr>
-        <w:spacing w:after="360" w:line="480" w:lineRule="auto"/>
-        <w:ind w:left="720" w:firstLine="720"/>
-        <w:jc w:val="both"/>
-      </w:pPr>
-      <w:r>
-        <w:rPr>
-          <w:sz w:val="22"/>
-        </w:rPr>
-        <w:t>Figure 3.17 shows DashboardScreenState receiving live sensor readings from SensorService. The threshold settings state uses SettingsService to load and update configured values, while DatabaseService persists them. Threshold fields depend on sensor type: water level uses low and critical values only, water-quality sensors use minimum and maximum values, and feed level is measured as a percentage with critical and low cutoffs.</w:t>
-      </w:r>
-      <w:r>
-        <w:rPr>
-          <w:sz w:val="22"/>
-        </w:rPr>
-      </w:r>
-      <w:r>
-        <w:rPr>
-          <w:sz w:val="22"/>
-        </w:rPr>
-      </w:r>
-    </w:p>
-    <w:p>
-      <w:pPr>
-        <w:spacing w:after="0" w:line="240" w:lineRule="auto"/>
-      </w:pPr>
-      <w:r>
-        <w:br w:type="page"/>
-      </w:r>
-    </w:p>
-    <w:p>
-      <w:pPr>
-        <w:spacing w:after="0" w:line="240" w:lineRule="auto"/>
-        <w:jc w:val="center"/>
-      </w:pPr>
-      <w:r>
-        <w:rPr>
-          <w:noProof/>
-        </w:rPr>
-        <w:lastRenderedPageBreak/>
-        <w:drawing>
-          <wp:inline distT="0" distB="0" distL="0" distR="0" wp14:anchorId="01D9570E" wp14:editId="09ED6CE3">
-            <wp:extent cx="5577840" cy="4903705"/>
-            <wp:effectExtent l="0" t="0" r="0" b="0"/>
-            <wp:docPr id="3" name="Picture 3" descr="Figure 3.18. UML Class Diagram of How a User Controls the Aerator and Water Pump"/>
-            <wp:cNvGraphicFramePr>
-              <a:graphicFrameLocks xmlns:a="http://schemas.openxmlformats.org/drawingml/2006/main" noChangeAspect="1"/>
-            </wp:cNvGraphicFramePr>
-            <a:graphic xmlns:a="http://schemas.openxmlformats.org/drawingml/2006/main">
-              <a:graphicData uri="http://schemas.openxmlformats.org/drawingml/2006/picture">
-                <pic:pic xmlns:pic="http://schemas.openxmlformats.org/drawingml/2006/picture">
-                  <pic:nvPicPr>
-                    <pic:cNvPr id="0" name="4.png"/>
-                    <pic:cNvPicPr/>
-                  </pic:nvPicPr>
-                  <pic:blipFill>
-                    <a:blip r:embed="rId11"/>
-                    <a:stretch>
-                      <a:fillRect/>
-                    </a:stretch>
-                  </pic:blipFill>
-                  <pic:spPr>
-                    <a:xfrm>
-                      <a:off x="0" y="0"/>
-                      <a:ext cx="5577840" cy="4903705"/>
-                    </a:xfrm>
-                    <a:prstGeom prst="rect">
-                      <a:avLst/>
-                    </a:prstGeom>
-                  </pic:spPr>
-                </pic:pic>
-              </a:graphicData>
-            </a:graphic>
-          </wp:inline>
-        </w:drawing>
-      </w:r>
-    </w:p>
-    <w:p>
-      <w:pPr>
-        <w:keepNext/>
-        <w:spacing w:before="360" w:after="0" w:line="480" w:lineRule="auto"/>
-        <w:jc w:val="center"/>
-      </w:pPr>
-      <w:r>
-        <w:rPr>
-          <w:i/>
-          <w:sz w:val="22"/>
-        </w:rPr>
-        <w:t>Figure 3.18. UML Class Diagram of How a User Co</w:t>
-      </w:r>
-      <w:r>
-        <w:rPr>
-          <w:i/>
-          <w:sz w:val="22"/>
-        </w:rPr>
-        <w:t>ntrols the Aerator and Water Pump</w:t>
-      </w:r>
-    </w:p>
-    <w:p>
-      <w:pPr>
-        <w:spacing w:after="360" w:line="480" w:lineRule="auto"/>
-        <w:ind w:left="720" w:firstLine="720"/>
-        <w:jc w:val="both"/>
-      </w:pPr>
-      <w:r>
-        <w:rPr>
-          <w:sz w:val="22"/>
-        </w:rPr>
-      </w:r>
-      <w:r>
-        <w:rPr>
-          <w:sz w:val="22"/>
-        </w:rPr>
-      </w:r>
-      <w:r>
-        <w:rPr>
-          <w:sz w:val="22"/>
-        </w:rPr>
-      </w:r>
-    </w:p>
-    <w:p>
-      <w:pPr>
-        <w:spacing w:after="0" w:line="240" w:lineRule="auto"/>
-      </w:pPr>
-      <w:r>
-        <w:br w:type="page"/>
-      </w:r>
-    </w:p>
-    <w:p>
-      <w:pPr>
-        <w:spacing w:after="0" w:line="240" w:lineRule="auto"/>
-        <w:jc w:val="center"/>
-      </w:pPr>
-      <w:r>
-        <w:rPr>
-          <w:noProof/>
-        </w:rPr>
-        <w:lastRenderedPageBreak/>
-        <w:drawing>
-          <wp:inline distT="0" distB="0" distL="0" distR="0" wp14:anchorId="7476E7CD" wp14:editId="10A7A22C">
-            <wp:extent cx="5577840" cy="4768072"/>
-            <wp:effectExtent l="0" t="0" r="0" b="0"/>
-            <wp:docPr id="4" name="Picture 4" descr="Figure 3.19. UML Class Diagram of How a User Manages the Feeding System"/>
-            <wp:cNvGraphicFramePr>
-              <a:graphicFrameLocks xmlns:a="http://schemas.openxmlformats.org/drawingml/2006/main" noChangeAspect="1"/>
-            </wp:cNvGraphicFramePr>
-            <a:graphic xmlns:a="http://schemas.openxmlformats.org/drawingml/2006/main">
-              <a:graphicData uri="http://schemas.openxmlformats.org/drawingml/2006/picture">
-                <pic:pic xmlns:pic="http://schemas.openxmlformats.org/drawingml/2006/picture">
-                  <pic:nvPicPr>
-                    <pic:cNvPr id="0" name="5.png"/>
-                    <pic:cNvPicPr/>
-                  </pic:nvPicPr>
-                  <pic:blipFill>
-                    <a:blip r:embed="rId12"/>
-                    <a:stretch>
-                      <a:fillRect/>
-                    </a:stretch>
-                  </pic:blipFill>
-                  <pic:spPr>
-                    <a:xfrm>
-                      <a:off x="0" y="0"/>
-                      <a:ext cx="5577840" cy="4768072"/>
-                    </a:xfrm>
-                    <a:prstGeom prst="rect">
-                      <a:avLst/>
-                    </a:prstGeom>
-                  </pic:spPr>
-                </pic:pic>
-              </a:graphicData>
-            </a:graphic>
-          </wp:inline>
-        </w:drawing>
-      </w:r>
-    </w:p>
-    <w:p>
-      <w:pPr>
-        <w:keepNext/>
-        <w:spacing w:before="360" w:after="0" w:line="480" w:lineRule="auto"/>
-        <w:jc w:val="center"/>
-      </w:pPr>
-      <w:r>
-        <w:rPr>
-          <w:i/>
-          <w:sz w:val="22"/>
-        </w:rPr>
-        <w:t>Figure 3.19. UML Class Diagram of How a User Manages the Feeding System</w:t>
-      </w:r>
-    </w:p>
-    <w:p>
-      <w:pPr>
-        <w:spacing w:after="360" w:line="480" w:lineRule="auto"/>
-        <w:ind w:left="720" w:firstLine="720"/>
-        <w:jc w:val="both"/>
-      </w:pPr>
-      <w:r>
-        <w:t>Figure 3.19 shows ControlsScreenState sending Feed Now requests and schedule actions to FeederService. The service uses SensorService to evaluate current sensor readings and feed-level status, while _confirmTurbidityCondition() handles the confirmation path for allowing feeding under high turbidity. FeederService manages ScheduleItem schedules and records feeding events in LogEntry; the diagram notes that the ESP confirms dispensing outcomes. The grams value is the requested feed dose, while hopper level is tracked as a percentage rather than estimated grams.</w:t>
-      </w:r>
-    </w:p>
-    <w:p>
-      <w:pPr>
-        <w:spacing w:after="0" w:line="240" w:lineRule="auto"/>
-      </w:pPr>
-      <w:r>
-        <w:br w:type="page"/>
-      </w:r>
-    </w:p>
-    <w:p>
-      <w:pPr>
-        <w:spacing w:after="0" w:line="240" w:lineRule="auto"/>
-        <w:jc w:val="center"/>
-      </w:pPr>
-      <w:r>
-        <w:rPr>
-          <w:noProof/>
-        </w:rPr>
-        <w:lastRenderedPageBreak/>
-        <w:drawing>
-          <wp:inline distT="0" distB="0" distL="0" distR="0" wp14:anchorId="0A051C2C" wp14:editId="04429CAB">
-            <wp:extent cx="4962525" cy="4925683"/>
-            <wp:effectExtent l="0" t="0" r="0" b="8890"/>
-            <wp:docPr id="5" name="Picture 5" descr="Figure 3.20. UML Class Diagram of How a User Receives Notifications and Manages Notification Preferences"/>
-            <wp:cNvGraphicFramePr>
-              <a:graphicFrameLocks xmlns:a="http://schemas.openxmlformats.org/drawingml/2006/main" noChangeAspect="1"/>
-            </wp:cNvGraphicFramePr>
-            <a:graphic xmlns:a="http://schemas.openxmlformats.org/drawingml/2006/main">
-              <a:graphicData uri="http://schemas.openxmlformats.org/drawingml/2006/picture">
-                <pic:pic xmlns:pic="http://schemas.openxmlformats.org/drawingml/2006/picture">
-                  <pic:nvPicPr>
-                    <pic:cNvPr id="0" name="6.png"/>
-                    <pic:cNvPicPr/>
-                  </pic:nvPicPr>
-                  <pic:blipFill>
-                    <a:blip r:embed="rId13"/>
-                    <a:stretch>
-                      <a:fillRect/>
-                    </a:stretch>
-                  </pic:blipFill>
-                  <pic:spPr>
-                    <a:xfrm>
-                      <a:off x="0" y="0"/>
-                      <a:ext cx="4964138" cy="4927284"/>
-                    </a:xfrm>
-                    <a:prstGeom prst="rect">
-                      <a:avLst/>
-                    </a:prstGeom>
-                  </pic:spPr>
-                </pic:pic>
-              </a:graphicData>
-            </a:graphic>
-          </wp:inline>
-        </w:drawing>
-      </w:r>
-    </w:p>
-    <w:p>
-      <w:pPr>
-        <w:keepNext/>
-        <w:spacing w:before="360" w:after="0" w:line="480" w:lineRule="auto"/>
-        <w:jc w:val="center"/>
-      </w:pPr>
-      <w:r>
-        <w:rPr>
-          <w:i/>
-          <w:sz w:val="22"/>
-        </w:rPr>
-        <w:t>Figure 3.20. UML Class Diagram of How a User Receives Notifications and Manages Notification Preferences</w:t>
-      </w:r>
-    </w:p>
-    <w:p>
-      <w:pPr>
-        <w:spacing w:after="360" w:line="480" w:lineRule="auto"/>
-        <w:ind w:left="720" w:firstLine="720"/>
-        <w:jc w:val="both"/>
-      </w:pPr>
-      <w:r>
-        <w:rPr>
-          <w:sz w:val="22"/>
-        </w:rPr>
-        <w:t>Figure 3.20 shows NotificationsScreenState listening to NotificationService, which supplies notification items for filtering and display and updates their read status. SettingsScreenState passes preference changes through NotifSettingsState and uses DatabaseService to load or save the user's preferences. The diagram includes alert categories, feeding and sampling notifications, operational updates, sound, and vibration settings.</w:t>
-      </w:r>
-      <w:r>
-        <w:rPr>
-          <w:sz w:val="22"/>
-        </w:rPr>
-      </w:r>
-      <w:r>
-        <w:rPr>
-          <w:sz w:val="22"/>
-        </w:rPr>
-      </w:r>
-      <w:proofErr w:type="spellStart"/>
-      <w:r>
-        <w:rPr>
-          <w:sz w:val="22"/>
-        </w:rPr>
-      </w:r>
-      <w:proofErr w:type="spellEnd"/>
-      <w:r>
-        <w:rPr>
-          <w:sz w:val="22"/>
-        </w:rPr>
-      </w:r>
-      <w:r>
-        <w:rPr>
-          <w:sz w:val="22"/>
-        </w:rPr>
-      </w:r>
-    </w:p>
-    <w:p>
-      <w:pPr>
-        <w:spacing w:after="0" w:line="240" w:lineRule="auto"/>
-        <w:jc w:val="center"/>
-      </w:pPr>
-      <w:r>
-        <w:rPr>
-          <w:noProof/>
-        </w:rPr>
-        <w:lastRenderedPageBreak/>
-        <w:drawing>
-          <wp:inline distT="0" distB="0" distL="0" distR="0" wp14:anchorId="5775CA14" wp14:editId="70A126C3">
-            <wp:extent cx="4866640" cy="4804913"/>
-            <wp:effectExtent l="0" t="0" r="0" b="0"/>
-            <wp:docPr id="6" name="Picture 6" descr="Figure 3.21. UML Class Diagram of How a User Views Analytics and Historical Data and Anomaly Detection Results"/>
-            <wp:cNvGraphicFramePr>
-              <a:graphicFrameLocks xmlns:a="http://schemas.openxmlformats.org/drawingml/2006/main" noChangeAspect="1"/>
-            </wp:cNvGraphicFramePr>
-            <a:graphic xmlns:a="http://schemas.openxmlformats.org/drawingml/2006/main">
-              <a:graphicData uri="http://schemas.openxmlformats.org/drawingml/2006/picture">
-                <pic:pic xmlns:pic="http://schemas.openxmlformats.org/drawingml/2006/picture">
-                  <pic:nvPicPr>
-                    <pic:cNvPr id="0" name="7.png"/>
-                    <pic:cNvPicPr/>
-                  </pic:nvPicPr>
-                  <pic:blipFill>
-                    <a:blip r:embed="rId14"/>
-                    <a:stretch>
-                      <a:fillRect/>
-                    </a:stretch>
-                  </pic:blipFill>
-                  <pic:spPr>
-                    <a:xfrm>
-                      <a:off x="0" y="0"/>
-                      <a:ext cx="4869317" cy="4807556"/>
-                    </a:xfrm>
-                    <a:prstGeom prst="rect">
-                      <a:avLst/>
-                    </a:prstGeom>
-                  </pic:spPr>
-                </pic:pic>
-              </a:graphicData>
-            </a:graphic>
-          </wp:inline>
-        </w:drawing>
-      </w:r>
-    </w:p>
-    <w:p>
-      <w:pPr>
-        <w:keepNext/>
-        <w:spacing w:before="360" w:after="0" w:line="480" w:lineRule="auto"/>
-        <w:jc w:val="center"/>
-      </w:pPr>
-      <w:r>
-        <w:rPr>
-          <w:i/>
-          <w:sz w:val="22"/>
-        </w:rPr>
-        <w:t>Figure 3.21. UML Class Diagram of How a User Views Analytics and Historical Data and Anoma</w:t>
-      </w:r>
-      <w:r>
-        <w:rPr>
-          <w:i/>
-          <w:sz w:val="22"/>
-        </w:rPr>
-        <w:t>ly Detection Results</w:t>
-      </w:r>
-    </w:p>
-    <w:p>
-      <w:pPr>
-        <w:spacing w:after="360" w:line="480" w:lineRule="auto"/>
-        <w:ind w:left="720" w:firstLine="720"/>
-        <w:jc w:val="both"/>
-      </w:pPr>
-      <w:r>
-        <w:rPr>
-          <w:sz w:val="22"/>
-        </w:rPr>
-      </w:r>
-      <w:r>
-        <w:rPr>
-          <w:sz w:val="22"/>
-        </w:rPr>
-      </w:r>
-      <w:proofErr w:type="spellStart"/>
-      <w:r>
-        <w:rPr>
-          <w:sz w:val="22"/>
-        </w:rPr>
-      </w:r>
-      <w:proofErr w:type="spellEnd"/>
-      <w:r>
-        <w:rPr>
-          <w:sz w:val="22"/>
-        </w:rPr>
-      </w:r>
-      <w:proofErr w:type="spellStart"/>
-      <w:r>
-        <w:rPr>
-          <w:sz w:val="22"/>
-        </w:rPr>
-      </w:r>
-      <w:proofErr w:type="spellEnd"/>
-      <w:r>
-        <w:rPr>
-          <w:sz w:val="22"/>
-        </w:rPr>
-      </w:r>
-      <w:proofErr w:type="spellStart"/>
-      <w:r>
-        <w:rPr>
-          <w:sz w:val="22"/>
-        </w:rPr>
-      </w:r>
-      <w:proofErr w:type="spellEnd"/>
-      <w:r>
-        <w:rPr>
-          <w:sz w:val="22"/>
-        </w:rPr>
-      </w:r>
-      <w:proofErr w:type="spellStart"/>
-      <w:r>
-        <w:rPr>
-          <w:sz w:val="22"/>
-        </w:rPr>
-      </w:r>
-      <w:proofErr w:type="spellEnd"/>
-      <w:r>
-        <w:rPr>
-          <w:sz w:val="22"/>
-        </w:rPr>
-      </w:r>
-      <w:proofErr w:type="spellStart"/>
-      <w:r>
-        <w:rPr>
-          <w:sz w:val="22"/>
-        </w:rPr>
-      </w:r>
-      <w:proofErr w:type="spellEnd"/>
-      <w:r>
-        <w:rPr>
-          <w:sz w:val="22"/>
-        </w:rPr>
-      </w:r>
-    </w:p>
-    <w:p>
-      <w:pPr>
-        <w:spacing w:after="0" w:line="240" w:lineRule="auto"/>
-        <w:jc w:val="center"/>
-      </w:pPr>
-      <w:r>
-        <w:rPr>
-          <w:noProof/>
-        </w:rPr>
-        <w:lastRenderedPageBreak/>
-        <w:drawing>
-          <wp:inline distT="0" distB="0" distL="0" distR="0" wp14:anchorId="247217BF" wp14:editId="4805AF10">
-            <wp:extent cx="5577840" cy="3137535"/>
-            <wp:effectExtent l="0" t="0" r="0" b="0"/>
-            <wp:docPr id="7" name="Picture 7" descr="Figure 3.22. UML Class Diagram of How a User Manages Tank Grow-Out Records"/>
-            <wp:cNvGraphicFramePr>
-              <a:graphicFrameLocks xmlns:a="http://schemas.openxmlformats.org/drawingml/2006/main" noChangeAspect="1"/>
-            </wp:cNvGraphicFramePr>
-            <a:graphic xmlns:a="http://schemas.openxmlformats.org/drawingml/2006/main">
-              <a:graphicData uri="http://schemas.openxmlformats.org/drawingml/2006/picture">
-                <pic:pic xmlns:pic="http://schemas.openxmlformats.org/drawingml/2006/picture">
-                  <pic:nvPicPr>
-                    <pic:cNvPr id="0" name="1.png"/>
-                    <pic:cNvPicPr/>
-                  </pic:nvPicPr>
-                  <pic:blipFill>
-                    <a:blip r:embed="rId15"/>
-                    <a:stretch>
-                      <a:fillRect/>
-                    </a:stretch>
-                  </pic:blipFill>
-                  <pic:spPr>
-                    <a:xfrm>
-                      <a:off x="0" y="0"/>
-                      <a:ext cx="5577840" cy="3137535"/>
-                    </a:xfrm>
-                    <a:prstGeom prst="rect">
-                      <a:avLst/>
-                    </a:prstGeom>
-                  </pic:spPr>
-                </pic:pic>
-              </a:graphicData>
-            </a:graphic>
-          </wp:inline>
-        </w:drawing>
-      </w:r>
-    </w:p>
-    <w:p>
-      <w:pPr>
-        <w:keepNext/>
-        <w:spacing w:before="360" w:after="0" w:line="480" w:lineRule="auto"/>
-        <w:jc w:val="center"/>
-      </w:pPr>
-      <w:r>
-        <w:rPr>
-          <w:i/>
-          <w:sz w:val="22"/>
-        </w:rPr>
-        <w:t xml:space="preserve">Figure 3.22. UML Class Diagram of How a </w:t>
-      </w:r>
-      <w:r>
-        <w:rPr>
-          <w:i/>
-          <w:sz w:val="22"/>
-        </w:rPr>
-        <w:t>User Manages Tank Grow-Out Records</w:t>
-      </w:r>
-    </w:p>
-    <w:p>
-      <w:pPr>
-        <w:spacing w:after="360" w:line="480" w:lineRule="auto"/>
-        <w:ind w:left="720" w:firstLine="720"/>
-        <w:jc w:val="both"/>
-      </w:pPr>
-      <w:r>
-        <w:rPr>
-          <w:sz w:val="22"/>
-        </w:rPr>
-        <w:t>Figure 3.22 shows ProductionScreenState working with TankService to initialize grow-out records, select a batch, and add sampling, mortality, or harvest entries. CrayfishBatch groups these records by batch. Each SamplingEntry contains dated CrayfishMeasurement records, and each measurement stores a sample number, weight, and length. Firestore stores the individual measurements; the app derives sample size, total weight and length, ABW, and ABL from them when reading the record. SamplingEntry exposes these aggregate values in memory, but they are not duplicated in the stored sampling document.</w:t>
-      </w:r>
-      <w:r>
-        <w:rPr>
-          <w:sz w:val="22"/>
-        </w:rPr>
-      </w:r>
-      <w:r>
-        <w:rPr>
-          <w:sz w:val="22"/>
-        </w:rPr>
-      </w:r>
-    </w:p>
-    <w:p>
-      <w:pPr>
-        <w:spacing w:after="0" w:line="240" w:lineRule="auto"/>
-      </w:pPr>
-      <w:r>
-        <w:br w:type="page"/>
-      </w:r>
-    </w:p>
-    <w:p>
-      <w:pPr>
-        <w:spacing w:after="0" w:line="240" w:lineRule="auto"/>
-        <w:jc w:val="center"/>
-      </w:pPr>
-      <w:r>
-        <w:rPr>
-          <w:noProof/>
-        </w:rPr>
-        <w:lastRenderedPageBreak/>
-        <w:drawing>
-          <wp:inline distT="0" distB="0" distL="0" distR="0" wp14:anchorId="1D19C6E4" wp14:editId="3598843C">
-            <wp:extent cx="5577840" cy="3137535"/>
-            <wp:effectExtent l="0" t="0" r="0" b="0"/>
-            <wp:docPr id="8" name="Picture 8" descr="Figure 3.23. UML Class Diagram of How a User Generates and Exports Grow-Out Reports"/>
-            <wp:cNvGraphicFramePr>
-              <a:graphicFrameLocks xmlns:a="http://schemas.openxmlformats.org/drawingml/2006/main" noChangeAspect="1"/>
-            </wp:cNvGraphicFramePr>
-            <a:graphic xmlns:a="http://schemas.openxmlformats.org/drawingml/2006/main">
-              <a:graphicData uri="http://schemas.openxmlformats.org/drawingml/2006/picture">
-                <pic:pic xmlns:pic="http://schemas.openxmlformats.org/drawingml/2006/picture">
-                  <pic:nvPicPr>
-                    <pic:cNvPr id="0" name="8.png"/>
-                    <pic:cNvPicPr/>
+                    <pic:cNvPr id="0" name="Picture 2"/>
+                    <pic:cNvPicPr>
+                      <a:picLocks noChangeAspect="1" noChangeArrowheads="1"/>
+                    </pic:cNvPicPr>
                   </pic:nvPicPr>
                   <pic:blipFill rotWithShape="1">
-                    <a:blip r:embed="rId16"/>
-                    <a:srcRect r="14178"/>
+                    <a:blip r:embed="rId10">
+                      <a:extLst>
+                        <a:ext uri="{28A0092B-C50C-407E-A947-70E740481C1C}">
+                          <a14:useLocalDpi xmlns:a14="http://schemas.microsoft.com/office/drawing/2010/main" val="0"/>
+                        </a:ext>
+                      </a:extLst>
+                    </a:blip>
+                    <a:srcRect l="16004" t="4431" r="15803" b="5544"/>
                     <a:stretch/>
                   </pic:blipFill>
                   <pic:spPr bwMode="auto">
                     <a:xfrm>
                       <a:off x="0" y="0"/>
-                      <a:ext cx="5577840" cy="3137535"/>
+                      <a:ext cx="5223864" cy="3367729"/>
                     </a:xfrm>
                     <a:prstGeom prst="rect">
                       <a:avLst/>
                     </a:prstGeom>
+                    <a:noFill/>
                     <a:ln>
                       <a:noFill/>
                     </a:ln>
@@ -778,7 +229,7 @@
           <w:i/>
           <w:sz w:val="22"/>
         </w:rPr>
-        <w:t>Figure 3.23. UML Class Diagram of How a User Generates and Exports Grow-Out Reports</w:t>
+        <w:t>Figure 3.17. UML Class Diagram of How a User Views the Real-Time                           Dashboard and Manages Sensor Thresholds</w:t>
       </w:r>
     </w:p>
     <w:p>
@@ -791,27 +242,1168 @@
         <w:rPr>
           <w:sz w:val="22"/>
         </w:rPr>
-        <w:t>Figure 3.23 shows the report-export flow. GrowOutReportExportButton gathers the format and report choices, while _ReportExportSelection holds the selected batch IDs, sections, summary and individual-measurement options, and file name. GrowOutReportSections specifies whether sampling, mortality, and harvest records are included. TankService supplies BatchRecordSnapshot data, and ReportExportService generates Excel or PDF reports that can include individual measurements. The user previews the selected report before confirming and sharing it.</w:t>
+        <w:t xml:space="preserve">Figure 3.17 shows </w:t>
       </w:r>
+      <w:proofErr w:type="spellStart"/>
       <w:r>
         <w:rPr>
           <w:sz w:val="22"/>
         </w:rPr>
+        <w:t>DashboardScreenState</w:t>
       </w:r>
+      <w:proofErr w:type="spellEnd"/>
       <w:r>
         <w:rPr>
           <w:sz w:val="22"/>
         </w:rPr>
+        <w:t xml:space="preserve"> receiving live sensor readings from </w:t>
       </w:r>
+      <w:proofErr w:type="spellStart"/>
       <w:r>
         <w:rPr>
           <w:sz w:val="22"/>
         </w:rPr>
+        <w:t>SensorService</w:t>
       </w:r>
+      <w:proofErr w:type="spellEnd"/>
       <w:r>
         <w:rPr>
           <w:sz w:val="22"/>
         </w:rPr>
+        <w:t xml:space="preserve">. The threshold settings state uses </w:t>
+      </w:r>
+      <w:proofErr w:type="spellStart"/>
+      <w:r>
+        <w:rPr>
+          <w:sz w:val="22"/>
+        </w:rPr>
+        <w:t>SettingsService</w:t>
+      </w:r>
+      <w:proofErr w:type="spellEnd"/>
+      <w:r>
+        <w:rPr>
+          <w:sz w:val="22"/>
+        </w:rPr>
+        <w:t xml:space="preserve"> to load and update configured values, while </w:t>
+      </w:r>
+      <w:proofErr w:type="spellStart"/>
+      <w:r>
+        <w:rPr>
+          <w:sz w:val="22"/>
+        </w:rPr>
+        <w:t>DatabaseService</w:t>
+      </w:r>
+      <w:proofErr w:type="spellEnd"/>
+      <w:r>
+        <w:rPr>
+          <w:sz w:val="22"/>
+        </w:rPr>
+        <w:t xml:space="preserve"> persists them. Threshold fields depend on sensor type: water level uses low and critical values only, water-quality sensors use minimum and maximum values, and feed level is measured as a percentage with critical and low cutoffs.</w:t>
+      </w:r>
+    </w:p>
+    <w:p>
+      <w:pPr>
+        <w:spacing w:after="0" w:line="240" w:lineRule="auto"/>
+      </w:pPr>
+      <w:r>
+        <w:br w:type="page"/>
+      </w:r>
+    </w:p>
+    <w:p>
+      <w:pPr>
+        <w:spacing w:after="0" w:line="240" w:lineRule="auto"/>
+        <w:jc w:val="center"/>
+      </w:pPr>
+      <w:r>
+        <w:rPr>
+          <w:noProof/>
+        </w:rPr>
+        <w:lastRenderedPageBreak/>
+        <w:drawing>
+          <wp:inline distT="0" distB="0" distL="0" distR="0" wp14:anchorId="4F12646A" wp14:editId="4F0EDA97">
+            <wp:extent cx="4784090" cy="3884371"/>
+            <wp:effectExtent l="0" t="0" r="0" b="1905"/>
+            <wp:docPr id="11" name="Picture 11"/>
+            <wp:cNvGraphicFramePr>
+              <a:graphicFrameLocks xmlns:a="http://schemas.openxmlformats.org/drawingml/2006/main" noChangeAspect="1"/>
+            </wp:cNvGraphicFramePr>
+            <a:graphic xmlns:a="http://schemas.openxmlformats.org/drawingml/2006/main">
+              <a:graphicData uri="http://schemas.openxmlformats.org/drawingml/2006/picture">
+                <pic:pic xmlns:pic="http://schemas.openxmlformats.org/drawingml/2006/picture">
+                  <pic:nvPicPr>
+                    <pic:cNvPr id="0" name="Picture 3"/>
+                    <pic:cNvPicPr>
+                      <a:picLocks noChangeAspect="1" noChangeArrowheads="1"/>
+                    </pic:cNvPicPr>
+                  </pic:nvPicPr>
+                  <pic:blipFill rotWithShape="1">
+                    <a:blip r:embed="rId11">
+                      <a:extLst>
+                        <a:ext uri="{28A0092B-C50C-407E-A947-70E740481C1C}">
+                          <a14:useLocalDpi xmlns:a14="http://schemas.microsoft.com/office/drawing/2010/main" val="0"/>
+                        </a:ext>
+                      </a:extLst>
+                    </a:blip>
+                    <a:srcRect l="21116" t="4897" r="19474" b="4368"/>
+                    <a:stretch/>
+                  </pic:blipFill>
+                  <pic:spPr bwMode="auto">
+                    <a:xfrm>
+                      <a:off x="0" y="0"/>
+                      <a:ext cx="4792317" cy="3891051"/>
+                    </a:xfrm>
+                    <a:prstGeom prst="rect">
+                      <a:avLst/>
+                    </a:prstGeom>
+                    <a:noFill/>
+                    <a:ln>
+                      <a:noFill/>
+                    </a:ln>
+                    <a:extLst>
+                      <a:ext uri="{53640926-AAD7-44D8-BBD7-CCE9431645EC}">
+                        <a14:shadowObscured xmlns:a14="http://schemas.microsoft.com/office/drawing/2010/main"/>
+                      </a:ext>
+                    </a:extLst>
+                  </pic:spPr>
+                </pic:pic>
+              </a:graphicData>
+            </a:graphic>
+          </wp:inline>
+        </w:drawing>
+      </w:r>
+    </w:p>
+    <w:p>
+      <w:pPr>
+        <w:keepNext/>
+        <w:spacing w:before="360" w:after="0" w:line="480" w:lineRule="auto"/>
+        <w:jc w:val="center"/>
+        <w:rPr>
+          <w:i/>
+          <w:sz w:val="22"/>
+        </w:rPr>
+      </w:pPr>
+      <w:r>
+        <w:rPr>
+          <w:i/>
+          <w:sz w:val="22"/>
+        </w:rPr>
+        <w:t>Figure 3.18. UML Class Diagram of How a User Controls the                                                  Aerator and Water Pump</w:t>
+      </w:r>
+    </w:p>
+    <w:p>
+      <w:pPr>
+        <w:spacing w:after="360" w:line="480" w:lineRule="auto"/>
+        <w:ind w:left="720" w:firstLine="720"/>
+        <w:jc w:val="both"/>
+      </w:pPr>
+      <w:r>
+        <w:t xml:space="preserve">Figure 3.18 shows how the Controls screen manages two aerators and the water pump. </w:t>
+      </w:r>
+      <w:proofErr w:type="spellStart"/>
+      <w:r>
+        <w:t>ControlsScreenState</w:t>
+      </w:r>
+      <w:proofErr w:type="spellEnd"/>
+      <w:r>
+        <w:t xml:space="preserve"> listens to each actuator's mode and lets the owner request On, Off, or Auto. </w:t>
+      </w:r>
+      <w:proofErr w:type="spellStart"/>
+      <w:r>
+        <w:t>DatabaseService</w:t>
+      </w:r>
+      <w:proofErr w:type="spellEnd"/>
+      <w:r>
+        <w:t xml:space="preserve"> writes the requested </w:t>
+      </w:r>
+      <w:proofErr w:type="spellStart"/>
+      <w:r>
+        <w:t>control_mode</w:t>
+      </w:r>
+      <w:proofErr w:type="spellEnd"/>
+      <w:r>
+        <w:t xml:space="preserve"> to the actuator document in the tank; the ESP applies it and reports the physical state. </w:t>
+      </w:r>
+      <w:proofErr w:type="spellStart"/>
+      <w:r>
+        <w:t>EspService</w:t>
+      </w:r>
+      <w:proofErr w:type="spellEnd"/>
+      <w:r>
+        <w:t xml:space="preserve"> exposes online status through </w:t>
+      </w:r>
+      <w:proofErr w:type="spellStart"/>
+      <w:r>
+        <w:t>SensorService</w:t>
+      </w:r>
+      <w:proofErr w:type="spellEnd"/>
+      <w:r>
+        <w:t xml:space="preserve">. </w:t>
+      </w:r>
+      <w:proofErr w:type="spellStart"/>
+      <w:r>
+        <w:t>ActuatorLogService</w:t>
+      </w:r>
+      <w:proofErr w:type="spellEnd"/>
+      <w:r>
+        <w:t xml:space="preserve"> retrieves actuator logs for display and runtime calculations. A saved mode is a request, </w:t>
+      </w:r>
+      <w:proofErr w:type="spellStart"/>
+      <w:r>
+        <w:t>not</w:t>
+      </w:r>
+      <w:proofErr w:type="spellEnd"/>
+      <w:r>
+        <w:t xml:space="preserve"> confirmation that the hardware has changed state.</w:t>
+      </w:r>
+    </w:p>
+    <w:p>
+      <w:pPr>
+        <w:pageBreakBefore/>
+        <w:spacing w:after="0" w:line="240" w:lineRule="auto"/>
+        <w:jc w:val="center"/>
+      </w:pPr>
+      <w:r>
+        <w:rPr>
+          <w:noProof/>
+        </w:rPr>
+        <w:lastRenderedPageBreak/>
+        <w:drawing>
+          <wp:inline distT="0" distB="0" distL="0" distR="0" wp14:anchorId="5BDB384F" wp14:editId="05E41A5B">
+            <wp:extent cx="4213555" cy="3449826"/>
+            <wp:effectExtent l="0" t="0" r="0" b="0"/>
+            <wp:docPr id="12" name="Picture 12"/>
+            <wp:cNvGraphicFramePr>
+              <a:graphicFrameLocks xmlns:a="http://schemas.openxmlformats.org/drawingml/2006/main" noChangeAspect="1"/>
+            </wp:cNvGraphicFramePr>
+            <a:graphic xmlns:a="http://schemas.openxmlformats.org/drawingml/2006/main">
+              <a:graphicData uri="http://schemas.openxmlformats.org/drawingml/2006/picture">
+                <pic:pic xmlns:pic="http://schemas.openxmlformats.org/drawingml/2006/picture">
+                  <pic:nvPicPr>
+                    <pic:cNvPr id="0" name="Picture 4"/>
+                    <pic:cNvPicPr>
+                      <a:picLocks noChangeAspect="1" noChangeArrowheads="1"/>
+                    </pic:cNvPicPr>
+                  </pic:nvPicPr>
+                  <pic:blipFill rotWithShape="1">
+                    <a:blip r:embed="rId12">
+                      <a:extLst>
+                        <a:ext uri="{28A0092B-C50C-407E-A947-70E740481C1C}">
+                          <a14:useLocalDpi xmlns:a14="http://schemas.microsoft.com/office/drawing/2010/main" val="0"/>
+                        </a:ext>
+                      </a:extLst>
+                    </a:blip>
+                    <a:srcRect l="19411" t="5132" r="18426" b="4368"/>
+                    <a:stretch/>
+                  </pic:blipFill>
+                  <pic:spPr bwMode="auto">
+                    <a:xfrm>
+                      <a:off x="0" y="0"/>
+                      <a:ext cx="4221057" cy="3455968"/>
+                    </a:xfrm>
+                    <a:prstGeom prst="rect">
+                      <a:avLst/>
+                    </a:prstGeom>
+                    <a:noFill/>
+                    <a:ln>
+                      <a:noFill/>
+                    </a:ln>
+                    <a:extLst>
+                      <a:ext uri="{53640926-AAD7-44D8-BBD7-CCE9431645EC}">
+                        <a14:shadowObscured xmlns:a14="http://schemas.microsoft.com/office/drawing/2010/main"/>
+                      </a:ext>
+                    </a:extLst>
+                  </pic:spPr>
+                </pic:pic>
+              </a:graphicData>
+            </a:graphic>
+          </wp:inline>
+        </w:drawing>
+      </w:r>
+    </w:p>
+    <w:p>
+      <w:pPr>
+        <w:keepNext/>
+        <w:spacing w:before="360" w:after="0" w:line="480" w:lineRule="auto"/>
+        <w:jc w:val="center"/>
+      </w:pPr>
+      <w:r>
+        <w:rPr>
+          <w:i/>
+          <w:sz w:val="22"/>
+        </w:rPr>
+        <w:t>Figure 3.19. UML Class Diagram of How a User Manages the</w:t>
+      </w:r>
+      <w:r>
+        <w:rPr>
+          <w:i/>
+          <w:sz w:val="22"/>
+        </w:rPr>
+        <w:t xml:space="preserve">                                          </w:t>
+      </w:r>
+      <w:r>
+        <w:rPr>
+          <w:i/>
+          <w:sz w:val="22"/>
+        </w:rPr>
+        <w:t xml:space="preserve"> Feeding System</w:t>
+      </w:r>
+    </w:p>
+    <w:p>
+      <w:pPr>
+        <w:spacing w:after="360" w:line="480" w:lineRule="auto"/>
+        <w:ind w:left="720" w:firstLine="720"/>
+        <w:jc w:val="both"/>
+      </w:pPr>
+      <w:r>
+        <w:t xml:space="preserve">Figure 3.19 shows </w:t>
+      </w:r>
+      <w:proofErr w:type="spellStart"/>
+      <w:r>
+        <w:t>ControlsScreenState</w:t>
+      </w:r>
+      <w:proofErr w:type="spellEnd"/>
+      <w:r>
+        <w:t xml:space="preserve"> sending Feed Now and schedule requests to </w:t>
+      </w:r>
+      <w:proofErr w:type="spellStart"/>
+      <w:r>
+        <w:t>FeederService</w:t>
+      </w:r>
+      <w:proofErr w:type="spellEnd"/>
+      <w:r>
+        <w:t xml:space="preserve">. </w:t>
+      </w:r>
+      <w:proofErr w:type="spellStart"/>
+      <w:r>
+        <w:t>FeederService</w:t>
+      </w:r>
+      <w:proofErr w:type="spellEnd"/>
+      <w:r>
+        <w:t xml:space="preserve"> checks sensor conditions through </w:t>
+      </w:r>
+      <w:proofErr w:type="spellStart"/>
+      <w:r>
+        <w:t>SensorService</w:t>
+      </w:r>
+      <w:proofErr w:type="spellEnd"/>
+      <w:r>
+        <w:t xml:space="preserve">, manages </w:t>
+      </w:r>
+      <w:proofErr w:type="spellStart"/>
+      <w:r>
+        <w:t>ScheduleItem</w:t>
+      </w:r>
+      <w:proofErr w:type="spellEnd"/>
+      <w:r>
+        <w:t xml:space="preserve"> schedules, and reads the assigned tank’s </w:t>
+      </w:r>
+      <w:proofErr w:type="spellStart"/>
+      <w:r>
+        <w:t>FeederSchedulePolicy</w:t>
+      </w:r>
+      <w:proofErr w:type="spellEnd"/>
+      <w:r>
+        <w:t xml:space="preserve"> for scheduled water-quality overrides. Before a manual feed, </w:t>
+      </w:r>
+      <w:proofErr w:type="spellStart"/>
+      <w:r>
+        <w:t>ManualFeedScheduleGuard</w:t>
+      </w:r>
+      <w:proofErr w:type="spellEnd"/>
+      <w:r>
+        <w:t xml:space="preserve"> checks for nearby schedule conflicts and requests confirmation when needed. </w:t>
+      </w:r>
+      <w:proofErr w:type="spellStart"/>
+      <w:r>
+        <w:t>FeederStatus</w:t>
+      </w:r>
+      <w:proofErr w:type="spellEnd"/>
+      <w:r>
+        <w:t xml:space="preserve"> contains the reported command, status, feed level, dispense count, and last-seen time.</w:t>
+      </w:r>
+    </w:p>
+    <w:p>
+      <w:pPr>
+        <w:spacing w:after="0" w:line="240" w:lineRule="auto"/>
+      </w:pPr>
+      <w:r>
+        <w:br w:type="page"/>
+      </w:r>
+    </w:p>
+    <w:p>
+      <w:pPr>
+        <w:spacing w:after="0" w:line="240" w:lineRule="auto"/>
+        <w:jc w:val="center"/>
+      </w:pPr>
+      <w:r>
+        <w:rPr>
+          <w:noProof/>
+        </w:rPr>
+        <w:lastRenderedPageBreak/>
+        <w:drawing>
+          <wp:inline distT="0" distB="0" distL="0" distR="0" wp14:anchorId="1B816319" wp14:editId="642CAB60">
+            <wp:extent cx="5100320" cy="3788229"/>
+            <wp:effectExtent l="0" t="0" r="5080" b="3175"/>
+            <wp:docPr id="13" name="Picture 13"/>
+            <wp:cNvGraphicFramePr>
+              <a:graphicFrameLocks xmlns:a="http://schemas.openxmlformats.org/drawingml/2006/main" noChangeAspect="1"/>
+            </wp:cNvGraphicFramePr>
+            <a:graphic xmlns:a="http://schemas.openxmlformats.org/drawingml/2006/main">
+              <a:graphicData uri="http://schemas.openxmlformats.org/drawingml/2006/picture">
+                <pic:pic xmlns:pic="http://schemas.openxmlformats.org/drawingml/2006/picture">
+                  <pic:nvPicPr>
+                    <pic:cNvPr id="0" name="Picture 5"/>
+                    <pic:cNvPicPr>
+                      <a:picLocks noChangeAspect="1" noChangeArrowheads="1"/>
+                    </pic:cNvPicPr>
+                  </pic:nvPicPr>
+                  <pic:blipFill rotWithShape="1">
+                    <a:blip r:embed="rId13">
+                      <a:extLst>
+                        <a:ext uri="{28A0092B-C50C-407E-A947-70E740481C1C}">
+                          <a14:useLocalDpi xmlns:a14="http://schemas.microsoft.com/office/drawing/2010/main" val="0"/>
+                        </a:ext>
+                      </a:extLst>
+                    </a:blip>
+                    <a:srcRect l="23523" t="4055" r="22595" b="3939"/>
+                    <a:stretch/>
+                  </pic:blipFill>
+                  <pic:spPr bwMode="auto">
+                    <a:xfrm>
+                      <a:off x="0" y="0"/>
+                      <a:ext cx="5128049" cy="3808824"/>
+                    </a:xfrm>
+                    <a:prstGeom prst="rect">
+                      <a:avLst/>
+                    </a:prstGeom>
+                    <a:noFill/>
+                    <a:ln>
+                      <a:noFill/>
+                    </a:ln>
+                    <a:extLst>
+                      <a:ext uri="{53640926-AAD7-44D8-BBD7-CCE9431645EC}">
+                        <a14:shadowObscured xmlns:a14="http://schemas.microsoft.com/office/drawing/2010/main"/>
+                      </a:ext>
+                    </a:extLst>
+                  </pic:spPr>
+                </pic:pic>
+              </a:graphicData>
+            </a:graphic>
+          </wp:inline>
+        </w:drawing>
+      </w:r>
+    </w:p>
+    <w:p>
+      <w:pPr>
+        <w:keepNext/>
+        <w:spacing w:before="360" w:after="0" w:line="480" w:lineRule="auto"/>
+        <w:jc w:val="center"/>
+      </w:pPr>
+      <w:r>
+        <w:rPr>
+          <w:i/>
+          <w:sz w:val="22"/>
+        </w:rPr>
+        <w:t>Figure 3.20. UML Class Diagram of How a User Receives                                          Notifications and Manages Notification Preferences</w:t>
+      </w:r>
+    </w:p>
+    <w:p>
+      <w:pPr>
+        <w:spacing w:after="360" w:line="480" w:lineRule="auto"/>
+        <w:ind w:left="720" w:firstLine="720"/>
+        <w:jc w:val="both"/>
+      </w:pPr>
+      <w:r>
+        <w:rPr>
+          <w:sz w:val="22"/>
+        </w:rPr>
+        <w:t xml:space="preserve">Figure 3.20 shows </w:t>
+      </w:r>
+      <w:proofErr w:type="spellStart"/>
+      <w:r>
+        <w:rPr>
+          <w:sz w:val="22"/>
+        </w:rPr>
+        <w:t>NotificationsScreenState</w:t>
+      </w:r>
+      <w:proofErr w:type="spellEnd"/>
+      <w:r>
+        <w:rPr>
+          <w:sz w:val="22"/>
+        </w:rPr>
+        <w:t xml:space="preserve"> listening to </w:t>
+      </w:r>
+      <w:proofErr w:type="spellStart"/>
+      <w:r>
+        <w:rPr>
+          <w:sz w:val="22"/>
+        </w:rPr>
+        <w:t>NotificationService</w:t>
+      </w:r>
+      <w:proofErr w:type="spellEnd"/>
+      <w:r>
+        <w:rPr>
+          <w:sz w:val="22"/>
+        </w:rPr>
+        <w:t xml:space="preserve">, which supplies notification items for filtering and display and updates their read status. </w:t>
+      </w:r>
+      <w:proofErr w:type="spellStart"/>
+      <w:r>
+        <w:rPr>
+          <w:sz w:val="22"/>
+        </w:rPr>
+        <w:t>SettingsScreenState</w:t>
+      </w:r>
+      <w:proofErr w:type="spellEnd"/>
+      <w:r>
+        <w:rPr>
+          <w:sz w:val="22"/>
+        </w:rPr>
+        <w:t xml:space="preserve"> passes preference changes through </w:t>
+      </w:r>
+      <w:proofErr w:type="spellStart"/>
+      <w:r>
+        <w:rPr>
+          <w:sz w:val="22"/>
+        </w:rPr>
+        <w:t>NotifSettingsState</w:t>
+      </w:r>
+      <w:proofErr w:type="spellEnd"/>
+      <w:r>
+        <w:rPr>
+          <w:sz w:val="22"/>
+        </w:rPr>
+        <w:t xml:space="preserve"> and uses </w:t>
+      </w:r>
+      <w:proofErr w:type="spellStart"/>
+      <w:r>
+        <w:rPr>
+          <w:sz w:val="22"/>
+        </w:rPr>
+        <w:t>DatabaseService</w:t>
+      </w:r>
+      <w:proofErr w:type="spellEnd"/>
+      <w:r>
+        <w:rPr>
+          <w:sz w:val="22"/>
+        </w:rPr>
+        <w:t xml:space="preserve"> to load or save the user's preferences. The diagram includes alert categories, feeding and sampling notifications, operational updates, sound, and vibration settings.</w:t>
+      </w:r>
+    </w:p>
+    <w:p>
+      <w:pPr>
+        <w:spacing w:after="0" w:line="240" w:lineRule="auto"/>
+        <w:jc w:val="center"/>
+        <w:rPr>
+          <w:noProof/>
+        </w:rPr>
+      </w:pPr>
+    </w:p>
+    <w:p>
+      <w:pPr>
+        <w:spacing w:after="0" w:line="240" w:lineRule="auto"/>
+        <w:jc w:val="center"/>
+        <w:rPr>
+          <w:noProof/>
+        </w:rPr>
+      </w:pPr>
+    </w:p>
+    <w:p>
+      <w:pPr>
+        <w:spacing w:after="0" w:line="240" w:lineRule="auto"/>
+        <w:jc w:val="center"/>
+        <w:rPr>
+          <w:noProof/>
+        </w:rPr>
+      </w:pPr>
+    </w:p>
+    <w:p>
+      <w:pPr>
+        <w:spacing w:after="0" w:line="240" w:lineRule="auto"/>
+        <w:jc w:val="center"/>
+        <w:rPr>
+          <w:noProof/>
+        </w:rPr>
+      </w:pPr>
+    </w:p>
+    <w:p>
+      <w:pPr>
+        <w:spacing w:after="0" w:line="240" w:lineRule="auto"/>
+        <w:jc w:val="center"/>
+        <w:rPr>
+          <w:noProof/>
+        </w:rPr>
+      </w:pPr>
+    </w:p>
+    <w:p>
+      <w:pPr>
+        <w:spacing w:after="0" w:line="240" w:lineRule="auto"/>
+        <w:jc w:val="center"/>
+      </w:pPr>
+      <w:r>
+        <w:rPr>
+          <w:noProof/>
+        </w:rPr>
+        <w:lastRenderedPageBreak/>
+        <w:drawing>
+          <wp:inline distT="0" distB="0" distL="0" distR="0" wp14:anchorId="188DA592" wp14:editId="74FD3A13">
+            <wp:extent cx="4564380" cy="2783894"/>
+            <wp:effectExtent l="0" t="0" r="7620" b="0"/>
+            <wp:docPr id="21" name="Picture 21"/>
+            <wp:cNvGraphicFramePr>
+              <a:graphicFrameLocks xmlns:a="http://schemas.openxmlformats.org/drawingml/2006/main" noChangeAspect="1"/>
+            </wp:cNvGraphicFramePr>
+            <a:graphic xmlns:a="http://schemas.openxmlformats.org/drawingml/2006/main">
+              <a:graphicData uri="http://schemas.openxmlformats.org/drawingml/2006/picture">
+                <pic:pic xmlns:pic="http://schemas.openxmlformats.org/drawingml/2006/picture">
+                  <pic:nvPicPr>
+                    <pic:cNvPr id="0" name="Picture 7"/>
+                    <pic:cNvPicPr>
+                      <a:picLocks noChangeAspect="1" noChangeArrowheads="1"/>
+                    </pic:cNvPicPr>
+                  </pic:nvPicPr>
+                  <pic:blipFill rotWithShape="1">
+                    <a:blip r:embed="rId14">
+                      <a:extLst>
+                        <a:ext uri="{28A0092B-C50C-407E-A947-70E740481C1C}">
+                          <a14:useLocalDpi xmlns:a14="http://schemas.microsoft.com/office/drawing/2010/main" val="0"/>
+                        </a:ext>
+                      </a:extLst>
+                    </a:blip>
+                    <a:srcRect l="18364" t="7698" r="17508" b="9051"/>
+                    <a:stretch/>
+                  </pic:blipFill>
+                  <pic:spPr bwMode="auto">
+                    <a:xfrm>
+                      <a:off x="0" y="0"/>
+                      <a:ext cx="4571329" cy="2788132"/>
+                    </a:xfrm>
+                    <a:prstGeom prst="rect">
+                      <a:avLst/>
+                    </a:prstGeom>
+                    <a:noFill/>
+                    <a:ln>
+                      <a:noFill/>
+                    </a:ln>
+                    <a:extLst>
+                      <a:ext uri="{53640926-AAD7-44D8-BBD7-CCE9431645EC}">
+                        <a14:shadowObscured xmlns:a14="http://schemas.microsoft.com/office/drawing/2010/main"/>
+                      </a:ext>
+                    </a:extLst>
+                  </pic:spPr>
+                </pic:pic>
+              </a:graphicData>
+            </a:graphic>
+          </wp:inline>
+        </w:drawing>
+      </w:r>
+    </w:p>
+    <w:p>
+      <w:pPr>
+        <w:keepNext/>
+        <w:spacing w:before="360" w:after="0" w:line="480" w:lineRule="auto"/>
+        <w:jc w:val="center"/>
+      </w:pPr>
+      <w:r>
+        <w:rPr>
+          <w:i/>
+          <w:sz w:val="22"/>
+        </w:rPr>
+        <w:t xml:space="preserve">Figure 3.21. UML Class Diagram of How a User Views Analytics </w:t>
+      </w:r>
+      <w:r>
+        <w:rPr>
+          <w:i/>
+          <w:sz w:val="22"/>
+        </w:rPr>
+        <w:t xml:space="preserve">                                                </w:t>
+      </w:r>
+      <w:r>
+        <w:rPr>
+          <w:i/>
+          <w:sz w:val="22"/>
+        </w:rPr>
+        <w:t>and Anomaly Detection Results</w:t>
+      </w:r>
+    </w:p>
+    <w:p>
+      <w:pPr>
+        <w:spacing w:after="360" w:line="480" w:lineRule="auto"/>
+        <w:ind w:left="720" w:firstLine="720"/>
+        <w:jc w:val="both"/>
+      </w:pPr>
+      <w:r>
+        <w:rPr>
+          <w:sz w:val="22"/>
+        </w:rPr>
+        <w:t xml:space="preserve">Figure 3.21 shows how the Analytics screen combines sensor-history charts with water-quality anomaly results. </w:t>
+      </w:r>
+      <w:proofErr w:type="spellStart"/>
+      <w:r>
+        <w:rPr>
+          <w:sz w:val="22"/>
+        </w:rPr>
+        <w:t>AnalyticsScreenState</w:t>
+      </w:r>
+      <w:proofErr w:type="spellEnd"/>
+      <w:r>
+        <w:rPr>
+          <w:sz w:val="22"/>
+        </w:rPr>
+        <w:t xml:space="preserve"> requests readings for the selected date range from </w:t>
+      </w:r>
+      <w:proofErr w:type="spellStart"/>
+      <w:r>
+        <w:rPr>
+          <w:sz w:val="22"/>
+        </w:rPr>
+        <w:t>SensorService</w:t>
+      </w:r>
+      <w:proofErr w:type="spellEnd"/>
+      <w:r>
+        <w:rPr>
+          <w:sz w:val="22"/>
+        </w:rPr>
+        <w:t xml:space="preserve"> and prepares chart values and time labels. Separately, </w:t>
+      </w:r>
+      <w:proofErr w:type="spellStart"/>
+      <w:r>
+        <w:rPr>
+          <w:sz w:val="22"/>
+        </w:rPr>
+        <w:t>WaterQualityAnomalyDetectionService</w:t>
+      </w:r>
+      <w:proofErr w:type="spellEnd"/>
+      <w:r>
+        <w:rPr>
+          <w:sz w:val="22"/>
+        </w:rPr>
+        <w:t xml:space="preserve"> listens to </w:t>
+      </w:r>
+      <w:proofErr w:type="spellStart"/>
+      <w:r>
+        <w:rPr>
+          <w:sz w:val="22"/>
+        </w:rPr>
+        <w:t>Firestore</w:t>
+      </w:r>
+      <w:proofErr w:type="spellEnd"/>
+      <w:r>
+        <w:rPr>
+          <w:sz w:val="22"/>
+        </w:rPr>
+        <w:t xml:space="preserve"> for the current result and recent history records, then maps each record to a </w:t>
+      </w:r>
+      <w:proofErr w:type="spellStart"/>
+      <w:r>
+        <w:rPr>
+          <w:sz w:val="22"/>
+        </w:rPr>
+        <w:t>WaterQualityAnomalyDetectionResult</w:t>
+      </w:r>
+      <w:proofErr w:type="spellEnd"/>
+      <w:r>
+        <w:rPr>
+          <w:sz w:val="22"/>
+        </w:rPr>
+        <w:t>. The stored result includes its status, anomaly score, contributing sensor codes, insight, recommendation, source, and processing time; the app derives each sensor's display label from its code.</w:t>
+      </w:r>
+    </w:p>
+    <w:p>
+      <w:pPr>
+        <w:spacing w:after="360" w:line="480" w:lineRule="auto"/>
+        <w:ind w:left="720" w:firstLine="720"/>
+        <w:jc w:val="both"/>
+      </w:pPr>
+    </w:p>
+    <w:p>
+      <w:pPr>
+        <w:spacing w:after="360" w:line="480" w:lineRule="auto"/>
+        <w:jc w:val="both"/>
+      </w:pPr>
+    </w:p>
+    <w:p>
+      <w:pPr>
+        <w:spacing w:after="0" w:line="240" w:lineRule="auto"/>
+        <w:jc w:val="center"/>
+      </w:pPr>
+      <w:r>
+        <w:rPr>
+          <w:noProof/>
+        </w:rPr>
+        <w:lastRenderedPageBreak/>
+        <w:drawing>
+          <wp:inline distT="0" distB="0" distL="0" distR="0" wp14:anchorId="5AF395AE" wp14:editId="1E4B1CDD">
+            <wp:extent cx="5343376" cy="3419061"/>
+            <wp:effectExtent l="0" t="0" r="0" b="0"/>
+            <wp:docPr id="25" name="Picture 25"/>
+            <wp:cNvGraphicFramePr>
+              <a:graphicFrameLocks xmlns:a="http://schemas.openxmlformats.org/drawingml/2006/main" noChangeAspect="1"/>
+            </wp:cNvGraphicFramePr>
+            <a:graphic xmlns:a="http://schemas.openxmlformats.org/drawingml/2006/main">
+              <a:graphicData uri="http://schemas.openxmlformats.org/drawingml/2006/picture">
+                <pic:pic xmlns:pic="http://schemas.openxmlformats.org/drawingml/2006/picture">
+                  <pic:nvPicPr>
+                    <pic:cNvPr id="0" name="Picture 10"/>
+                    <pic:cNvPicPr>
+                      <a:picLocks noChangeAspect="1" noChangeArrowheads="1"/>
+                    </pic:cNvPicPr>
+                  </pic:nvPicPr>
+                  <pic:blipFill rotWithShape="1">
+                    <a:blip r:embed="rId15">
+                      <a:extLst>
+                        <a:ext uri="{28A0092B-C50C-407E-A947-70E740481C1C}">
+                          <a14:useLocalDpi xmlns:a14="http://schemas.microsoft.com/office/drawing/2010/main" val="0"/>
+                        </a:ext>
+                      </a:extLst>
+                    </a:blip>
+                    <a:srcRect l="13687" t="3548" r="13471" b="4722"/>
+                    <a:stretch/>
+                  </pic:blipFill>
+                  <pic:spPr bwMode="auto">
+                    <a:xfrm>
+                      <a:off x="0" y="0"/>
+                      <a:ext cx="5360687" cy="3430138"/>
+                    </a:xfrm>
+                    <a:prstGeom prst="rect">
+                      <a:avLst/>
+                    </a:prstGeom>
+                    <a:noFill/>
+                    <a:ln>
+                      <a:noFill/>
+                    </a:ln>
+                    <a:extLst>
+                      <a:ext uri="{53640926-AAD7-44D8-BBD7-CCE9431645EC}">
+                        <a14:shadowObscured xmlns:a14="http://schemas.microsoft.com/office/drawing/2010/main"/>
+                      </a:ext>
+                    </a:extLst>
+                  </pic:spPr>
+                </pic:pic>
+              </a:graphicData>
+            </a:graphic>
+          </wp:inline>
+        </w:drawing>
+      </w:r>
+    </w:p>
+    <w:p>
+      <w:pPr>
+        <w:keepNext/>
+        <w:spacing w:before="360" w:after="0" w:line="480" w:lineRule="auto"/>
+        <w:jc w:val="center"/>
+      </w:pPr>
+      <w:r>
+        <w:rPr>
+          <w:i/>
+          <w:sz w:val="22"/>
+        </w:rPr>
+        <w:t>Figure 3.22. UML Class Diagram of How a User Manages                                                 Tank Grow-Out Records</w:t>
+      </w:r>
+    </w:p>
+    <w:p>
+      <w:pPr>
+        <w:spacing w:after="360" w:line="480" w:lineRule="auto"/>
+        <w:ind w:left="720" w:firstLine="720"/>
+        <w:jc w:val="both"/>
+      </w:pPr>
+      <w:r>
+        <w:rPr>
+          <w:sz w:val="22"/>
+        </w:rPr>
+        <w:t xml:space="preserve">Figure 3.22 shows </w:t>
+      </w:r>
+      <w:proofErr w:type="spellStart"/>
+      <w:r>
+        <w:rPr>
+          <w:sz w:val="22"/>
+        </w:rPr>
+        <w:t>ProductionScreenState</w:t>
+      </w:r>
+      <w:proofErr w:type="spellEnd"/>
+      <w:r>
+        <w:rPr>
+          <w:sz w:val="22"/>
+        </w:rPr>
+        <w:t xml:space="preserve"> working with </w:t>
+      </w:r>
+      <w:proofErr w:type="spellStart"/>
+      <w:r>
+        <w:rPr>
+          <w:sz w:val="22"/>
+        </w:rPr>
+        <w:t>TankService</w:t>
+      </w:r>
+      <w:proofErr w:type="spellEnd"/>
+      <w:r>
+        <w:rPr>
+          <w:sz w:val="22"/>
+        </w:rPr>
+        <w:t xml:space="preserve"> to initialize grow-out records, select a batch, and add sampling, mortality, or harvest entries. </w:t>
+      </w:r>
+      <w:proofErr w:type="spellStart"/>
+      <w:r>
+        <w:rPr>
+          <w:sz w:val="22"/>
+        </w:rPr>
+        <w:t>CrayfishBatch</w:t>
+      </w:r>
+      <w:proofErr w:type="spellEnd"/>
+      <w:r>
+        <w:rPr>
+          <w:sz w:val="22"/>
+        </w:rPr>
+        <w:t xml:space="preserve"> groups these records by batch. Each </w:t>
+      </w:r>
+      <w:proofErr w:type="spellStart"/>
+      <w:r>
+        <w:rPr>
+          <w:sz w:val="22"/>
+        </w:rPr>
+        <w:t>SamplingEntry</w:t>
+      </w:r>
+      <w:proofErr w:type="spellEnd"/>
+      <w:r>
+        <w:rPr>
+          <w:sz w:val="22"/>
+        </w:rPr>
+        <w:t xml:space="preserve"> contains dated </w:t>
+      </w:r>
+      <w:proofErr w:type="spellStart"/>
+      <w:r>
+        <w:rPr>
+          <w:sz w:val="22"/>
+        </w:rPr>
+        <w:t>CrayfishMeasurement</w:t>
+      </w:r>
+      <w:proofErr w:type="spellEnd"/>
+      <w:r>
+        <w:rPr>
+          <w:sz w:val="22"/>
+        </w:rPr>
+        <w:t xml:space="preserve"> records, and each measurement stores a sample number, weight, and length. </w:t>
+      </w:r>
+      <w:proofErr w:type="spellStart"/>
+      <w:r>
+        <w:rPr>
+          <w:sz w:val="22"/>
+        </w:rPr>
+        <w:t>Firestore</w:t>
+      </w:r>
+      <w:proofErr w:type="spellEnd"/>
+      <w:r>
+        <w:rPr>
+          <w:sz w:val="22"/>
+        </w:rPr>
+        <w:t xml:space="preserve"> stores the individual measurements; the app derives sample size, total weight and length, ABW, and ABL from them when reading the record. </w:t>
+      </w:r>
+      <w:proofErr w:type="spellStart"/>
+      <w:r>
+        <w:rPr>
+          <w:sz w:val="22"/>
+        </w:rPr>
+        <w:t>SamplingEntry</w:t>
+      </w:r>
+      <w:proofErr w:type="spellEnd"/>
+      <w:r>
+        <w:rPr>
+          <w:sz w:val="22"/>
+        </w:rPr>
+        <w:t xml:space="preserve"> exposes these aggregate values in memory, but they are not duplicated in the stored sampling document.</w:t>
+      </w:r>
+    </w:p>
+    <w:p>
+      <w:pPr>
+        <w:spacing w:after="0" w:line="240" w:lineRule="auto"/>
+      </w:pPr>
+      <w:r>
+        <w:br w:type="page"/>
+      </w:r>
+    </w:p>
+    <w:p>
+      <w:pPr>
+        <w:spacing w:after="0" w:line="240" w:lineRule="auto"/>
+        <w:jc w:val="center"/>
+      </w:pPr>
+      <w:r>
+        <w:rPr>
+          <w:noProof/>
+        </w:rPr>
+        <w:lastRenderedPageBreak/>
+        <w:drawing>
+          <wp:inline distT="0" distB="0" distL="0" distR="0" wp14:anchorId="3C63CB08" wp14:editId="5B70B8A3">
+            <wp:extent cx="5449570" cy="3657600"/>
+            <wp:effectExtent l="0" t="0" r="0" b="0"/>
+            <wp:docPr id="24" name="Picture 24"/>
+            <wp:cNvGraphicFramePr>
+              <a:graphicFrameLocks xmlns:a="http://schemas.openxmlformats.org/drawingml/2006/main" noChangeAspect="1"/>
+            </wp:cNvGraphicFramePr>
+            <a:graphic xmlns:a="http://schemas.openxmlformats.org/drawingml/2006/main">
+              <a:graphicData uri="http://schemas.openxmlformats.org/drawingml/2006/picture">
+                <pic:pic xmlns:pic="http://schemas.openxmlformats.org/drawingml/2006/picture">
+                  <pic:nvPicPr>
+                    <pic:cNvPr id="0" name="Picture 8"/>
+                    <pic:cNvPicPr>
+                      <a:picLocks noChangeAspect="1" noChangeArrowheads="1"/>
+                    </pic:cNvPicPr>
+                  </pic:nvPicPr>
+                  <pic:blipFill rotWithShape="1">
+                    <a:blip r:embed="rId16">
+                      <a:extLst>
+                        <a:ext uri="{28A0092B-C50C-407E-A947-70E740481C1C}">
+                          <a14:useLocalDpi xmlns:a14="http://schemas.microsoft.com/office/drawing/2010/main" val="0"/>
+                        </a:ext>
+                      </a:extLst>
+                    </a:blip>
+                    <a:srcRect l="21772" t="6530" r="21304" b="5767"/>
+                    <a:stretch/>
+                  </pic:blipFill>
+                  <pic:spPr bwMode="auto">
+                    <a:xfrm>
+                      <a:off x="0" y="0"/>
+                      <a:ext cx="5477187" cy="3676136"/>
+                    </a:xfrm>
+                    <a:prstGeom prst="rect">
+                      <a:avLst/>
+                    </a:prstGeom>
+                    <a:noFill/>
+                    <a:ln>
+                      <a:noFill/>
+                    </a:ln>
+                    <a:extLst>
+                      <a:ext uri="{53640926-AAD7-44D8-BBD7-CCE9431645EC}">
+                        <a14:shadowObscured xmlns:a14="http://schemas.microsoft.com/office/drawing/2010/main"/>
+                      </a:ext>
+                    </a:extLst>
+                  </pic:spPr>
+                </pic:pic>
+              </a:graphicData>
+            </a:graphic>
+          </wp:inline>
+        </w:drawing>
+      </w:r>
+    </w:p>
+    <w:p>
+      <w:pPr>
+        <w:keepNext/>
+        <w:spacing w:before="360" w:after="0" w:line="480" w:lineRule="auto"/>
+        <w:jc w:val="center"/>
+      </w:pPr>
+      <w:r>
+        <w:rPr>
+          <w:i/>
+          <w:sz w:val="22"/>
+        </w:rPr>
+        <w:t>Figure 3.23. UML Class Diagram of How a User Generates and</w:t>
+      </w:r>
+      <w:r>
+        <w:rPr>
+          <w:i/>
+          <w:sz w:val="22"/>
+        </w:rPr>
+        <w:t xml:space="preserve">                                         </w:t>
+      </w:r>
+      <w:r>
+        <w:rPr>
+          <w:i/>
+          <w:sz w:val="22"/>
+        </w:rPr>
+        <w:t xml:space="preserve"> Exports Grow-Out Reports</w:t>
+      </w:r>
+    </w:p>
+    <w:p>
+      <w:pPr>
+        <w:spacing w:after="360" w:line="480" w:lineRule="auto"/>
+        <w:ind w:left="720" w:firstLine="720"/>
+        <w:jc w:val="both"/>
+      </w:pPr>
+      <w:r>
+        <w:rPr>
+          <w:sz w:val="22"/>
+        </w:rPr>
+        <w:t xml:space="preserve">Figure 3.23 shows the report-export flow. </w:t>
+      </w:r>
+      <w:proofErr w:type="spellStart"/>
+      <w:r>
+        <w:rPr>
+          <w:sz w:val="22"/>
+        </w:rPr>
+        <w:t>GrowOutReportExportButton</w:t>
+      </w:r>
+      <w:proofErr w:type="spellEnd"/>
+      <w:r>
+        <w:rPr>
+          <w:sz w:val="22"/>
+        </w:rPr>
+        <w:t xml:space="preserve"> gathers the format and report choices, while _</w:t>
+      </w:r>
+      <w:proofErr w:type="spellStart"/>
+      <w:r>
+        <w:rPr>
+          <w:sz w:val="22"/>
+        </w:rPr>
+        <w:t>ReportExportSelection</w:t>
+      </w:r>
+      <w:proofErr w:type="spellEnd"/>
+      <w:r>
+        <w:rPr>
+          <w:sz w:val="22"/>
+        </w:rPr>
+        <w:t xml:space="preserve"> holds the selected batch IDs, sections, summary and individual-measurement options, and file name. </w:t>
+      </w:r>
+      <w:proofErr w:type="spellStart"/>
+      <w:r>
+        <w:rPr>
+          <w:sz w:val="22"/>
+        </w:rPr>
+        <w:t>GrowOutReportSections</w:t>
+      </w:r>
+      <w:proofErr w:type="spellEnd"/>
+      <w:r>
+        <w:rPr>
+          <w:sz w:val="22"/>
+        </w:rPr>
+        <w:t xml:space="preserve"> specifies whether sampling, mortality, and harvest records are included. </w:t>
+      </w:r>
+      <w:proofErr w:type="spellStart"/>
+      <w:r>
+        <w:rPr>
+          <w:sz w:val="22"/>
+        </w:rPr>
+        <w:t>TankService</w:t>
+      </w:r>
+      <w:proofErr w:type="spellEnd"/>
+      <w:r>
+        <w:rPr>
+          <w:sz w:val="22"/>
+        </w:rPr>
+        <w:t xml:space="preserve"> supplies </w:t>
+      </w:r>
+      <w:proofErr w:type="spellStart"/>
+      <w:r>
+        <w:rPr>
+          <w:sz w:val="22"/>
+        </w:rPr>
+        <w:t>BatchRecordSnapshot</w:t>
+      </w:r>
+      <w:proofErr w:type="spellEnd"/>
+      <w:r>
+        <w:rPr>
+          <w:sz w:val="22"/>
+        </w:rPr>
+        <w:t xml:space="preserve"> data, and </w:t>
+      </w:r>
+      <w:proofErr w:type="spellStart"/>
+      <w:r>
+        <w:rPr>
+          <w:sz w:val="22"/>
+        </w:rPr>
+        <w:t>ReportExportService</w:t>
+      </w:r>
+      <w:proofErr w:type="spellEnd"/>
+      <w:r>
+        <w:rPr>
+          <w:sz w:val="22"/>
+        </w:rPr>
+        <w:t xml:space="preserve"> generates Excel or PDF reports that can include individual measurements. The user previews the selected report before confirming and sharing it.</w:t>
       </w:r>
     </w:p>
     <w:sectPr>
@@ -876,7 +1468,7 @@
       <mc:AlternateContent>
         <mc:Choice Requires="wps">
           <w:drawing>
-            <wp:anchor distT="0" distB="0" distL="114300" distR="114300" simplePos="0" relativeHeight="251668480" behindDoc="0" locked="0" layoutInCell="1" allowOverlap="1" wp14:anchorId="0501EF67" wp14:editId="3649EE8D">
+            <wp:anchor distT="0" distB="0" distL="114300" distR="114300" simplePos="0" relativeHeight="251668480" behindDoc="0" locked="0" layoutInCell="1" allowOverlap="1" wp14:anchorId="02190656" wp14:editId="1514B3F0">
               <wp:simplePos x="0" y="0"/>
               <wp:positionH relativeFrom="margin">
                 <wp:posOffset>6015990</wp:posOffset>
@@ -955,7 +1547,7 @@
         </mc:Choice>
         <mc:Fallback>
           <w:pict>
-            <v:shapetype w14:anchorId="0FD1523A" id="_x0000_t202" coordsize="21600,21600" o:spt="202" path="m,l,21600r21600,l21600,xe">
+            <v:shapetype w14:anchorId="02190656" id="_x0000_t202" coordsize="21600,21600" o:spt="202" path="m,l,21600r21600,l21600,xe">
               <v:stroke joinstyle="miter"/>
               <v:path gradientshapeok="t" o:connecttype="rect"/>
             </v:shapetype>
@@ -1000,7 +1592,7 @@
       <mc:AlternateContent>
         <mc:Choice Requires="wps">
           <w:drawing>
-            <wp:anchor distT="0" distB="0" distL="114300" distR="114300" simplePos="0" relativeHeight="251666432" behindDoc="0" locked="0" layoutInCell="1" allowOverlap="1" wp14:anchorId="4D517089" wp14:editId="48572564">
+            <wp:anchor distT="0" distB="0" distL="114300" distR="114300" simplePos="0" relativeHeight="251666432" behindDoc="0" locked="0" layoutInCell="1" allowOverlap="1" wp14:anchorId="5647B57C" wp14:editId="180A48D7">
               <wp:simplePos x="0" y="0"/>
               <wp:positionH relativeFrom="column">
                 <wp:posOffset>-1331595</wp:posOffset>
@@ -1074,7 +1666,7 @@
       <mc:AlternateContent>
         <mc:Choice Requires="wps">
           <w:drawing>
-            <wp:anchor distT="0" distB="0" distL="114300" distR="114300" simplePos="0" relativeHeight="251665408" behindDoc="0" locked="0" layoutInCell="1" allowOverlap="1" wp14:anchorId="52423D33" wp14:editId="5232BF7E">
+            <wp:anchor distT="0" distB="0" distL="114300" distR="114300" simplePos="0" relativeHeight="251665408" behindDoc="0" locked="0" layoutInCell="1" allowOverlap="1" wp14:anchorId="5D991E12" wp14:editId="56237AB2">
               <wp:simplePos x="0" y="0"/>
               <wp:positionH relativeFrom="column">
                 <wp:posOffset>-1331595</wp:posOffset>
@@ -1148,7 +1740,7 @@
       <mc:AlternateContent>
         <mc:Choice Requires="wps">
           <w:drawing>
-            <wp:anchor distT="0" distB="0" distL="114300" distR="114300" simplePos="0" relativeHeight="251667456" behindDoc="1" locked="0" layoutInCell="1" allowOverlap="1" wp14:anchorId="7FE9292C" wp14:editId="2EDD8C79">
+            <wp:anchor distT="0" distB="0" distL="114300" distR="114300" simplePos="0" relativeHeight="251667456" behindDoc="1" locked="0" layoutInCell="1" allowOverlap="1" wp14:anchorId="2A26D68E" wp14:editId="2F01E1E6">
               <wp:simplePos x="0" y="0"/>
               <wp:positionH relativeFrom="margin">
                 <wp:posOffset>-91440</wp:posOffset>
@@ -1227,7 +1819,7 @@
         </mc:Choice>
         <mc:Fallback>
           <w:pict>
-            <v:shape w14:anchorId="0455060E" id="Text Box 30" o:spid="_x0000_s1028" type="#_x0000_t202" style="position:absolute;margin-left:-7.2pt;margin-top:715.8pt;width:467.15pt;height:25.5pt;z-index:-251649024;visibility:visible;mso-wrap-style:square;mso-wrap-distance-left:9pt;mso-wrap-distance-top:0;mso-wrap-distance-right:9pt;mso-wrap-distance-bottom:0;mso-position-horizontal:absolute;mso-position-horizontal-relative:margin;mso-position-vertical:absolute;mso-position-vertical-relative:page;v-text-anchor:top" o:gfxdata="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" fillcolor="white [3201]" stroked="f" strokeweight=".5pt">
+            <v:shape w14:anchorId="2A26D68E" id="Text Box 30" o:spid="_x0000_s1028" type="#_x0000_t202" style="position:absolute;margin-left:-7.2pt;margin-top:715.8pt;width:467.15pt;height:25.5pt;z-index:-251649024;visibility:visible;mso-wrap-style:square;mso-wrap-distance-left:9pt;mso-wrap-distance-top:0;mso-wrap-distance-right:9pt;mso-wrap-distance-bottom:0;mso-position-horizontal:absolute;mso-position-horizontal-relative:margin;mso-position-vertical:absolute;mso-position-vertical-relative:page;v-text-anchor:top" o:gfxdata="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" fillcolor="white [3201]" stroked="f" strokeweight=".5pt">
               <v:textbox>
                 <w:txbxContent>
                   <w:p>
@@ -1315,7 +1907,7 @@
         <w:lang w:val="en-PH" w:eastAsia="ja-JP"/>
       </w:rPr>
       <w:drawing>
-        <wp:anchor distT="0" distB="0" distL="114300" distR="114300" simplePos="0" relativeHeight="251662336" behindDoc="1" locked="0" layoutInCell="1" allowOverlap="1" wp14:anchorId="2FE8BC50" wp14:editId="0E8D2082">
+        <wp:anchor distT="0" distB="0" distL="114300" distR="114300" simplePos="0" relativeHeight="251662336" behindDoc="1" locked="0" layoutInCell="1" allowOverlap="1" wp14:anchorId="3976E32E" wp14:editId="20F62C43">
           <wp:simplePos x="0" y="0"/>
           <wp:positionH relativeFrom="margin">
             <wp:posOffset>2252345</wp:posOffset>
@@ -1376,7 +1968,7 @@
       <mc:AlternateContent>
         <mc:Choice Requires="wps">
           <w:drawing>
-            <wp:anchor distT="0" distB="0" distL="114300" distR="114300" simplePos="0" relativeHeight="251661312" behindDoc="1" locked="0" layoutInCell="1" allowOverlap="1" wp14:anchorId="5724CDBA" wp14:editId="39F542BF">
+            <wp:anchor distT="0" distB="0" distL="114300" distR="114300" simplePos="0" relativeHeight="251661312" behindDoc="1" locked="0" layoutInCell="1" allowOverlap="1" wp14:anchorId="1F0CCF66" wp14:editId="497D335A">
               <wp:simplePos x="0" y="0"/>
               <wp:positionH relativeFrom="margin">
                 <wp:posOffset>-281940</wp:posOffset>
@@ -1450,7 +2042,7 @@
         </mc:Choice>
         <mc:Fallback>
           <w:pict>
-            <v:shapetype w14:anchorId="1F0CDCC7" id="_x0000_t202" coordsize="21600,21600" o:spt="202" path="m,l,21600r21600,l21600,xe">
+            <v:shapetype w14:anchorId="1F0CCF66" id="_x0000_t202" coordsize="21600,21600" o:spt="202" path="m,l,21600r21600,l21600,xe">
               <v:stroke joinstyle="miter"/>
               <v:path gradientshapeok="t" o:connecttype="rect"/>
             </v:shapetype>
@@ -1487,7 +2079,7 @@
       <mc:AlternateContent>
         <mc:Choice Requires="wps">
           <w:drawing>
-            <wp:anchor distT="0" distB="0" distL="114300" distR="114300" simplePos="0" relativeHeight="251664384" behindDoc="0" locked="0" layoutInCell="1" allowOverlap="1" wp14:anchorId="110E5BA0" wp14:editId="6EDDD27A">
+            <wp:anchor distT="0" distB="0" distL="114300" distR="114300" simplePos="0" relativeHeight="251664384" behindDoc="0" locked="0" layoutInCell="1" allowOverlap="1" wp14:anchorId="6327DF7B" wp14:editId="0BB55F15">
               <wp:simplePos x="0" y="0"/>
               <wp:positionH relativeFrom="page">
                 <wp:posOffset>0</wp:posOffset>
@@ -1561,7 +2153,7 @@
       <mc:AlternateContent>
         <mc:Choice Requires="wps">
           <w:drawing>
-            <wp:anchor distT="0" distB="0" distL="114300" distR="114300" simplePos="0" relativeHeight="251663360" behindDoc="0" locked="0" layoutInCell="1" allowOverlap="1" wp14:anchorId="4EE08BDA" wp14:editId="17621C04">
+            <wp:anchor distT="0" distB="0" distL="114300" distR="114300" simplePos="0" relativeHeight="251663360" behindDoc="0" locked="0" layoutInCell="1" allowOverlap="1" wp14:anchorId="480D6399" wp14:editId="44B2BC8C">
               <wp:simplePos x="0" y="0"/>
               <wp:positionH relativeFrom="column">
                 <wp:posOffset>-1236345</wp:posOffset>
@@ -1635,7 +2227,7 @@
       <mc:AlternateContent>
         <mc:Choice Requires="wps">
           <w:drawing>
-            <wp:anchor distT="0" distB="0" distL="114300" distR="114300" simplePos="0" relativeHeight="251660288" behindDoc="0" locked="0" layoutInCell="1" allowOverlap="1" wp14:anchorId="29D9758F" wp14:editId="167FB9F5">
+            <wp:anchor distT="0" distB="0" distL="114300" distR="114300" simplePos="0" relativeHeight="251660288" behindDoc="0" locked="0" layoutInCell="1" allowOverlap="1" wp14:anchorId="17F82A24" wp14:editId="26757468">
               <wp:simplePos x="0" y="0"/>
               <wp:positionH relativeFrom="column">
                 <wp:posOffset>5749925</wp:posOffset>
@@ -1709,7 +2301,7 @@
       <mc:AlternateContent>
         <mc:Choice Requires="wps">
           <w:drawing>
-            <wp:anchor distT="0" distB="0" distL="114300" distR="114300" simplePos="0" relativeHeight="251659264" behindDoc="0" locked="0" layoutInCell="1" allowOverlap="1" wp14:anchorId="3D0D98A9" wp14:editId="4DA66F20">
+            <wp:anchor distT="0" distB="0" distL="114300" distR="114300" simplePos="0" relativeHeight="251659264" behindDoc="0" locked="0" layoutInCell="1" allowOverlap="1" wp14:anchorId="02FF7EA5" wp14:editId="1EAA30A6">
               <wp:simplePos x="0" y="0"/>
               <wp:positionH relativeFrom="column">
                 <wp:posOffset>-177800</wp:posOffset>
@@ -1984,32 +2576,32 @@
     <w:lsdException w:name="endnote reference" w:semiHidden="1" w:unhideWhenUsed="1"/>
     <w:lsdException w:name="endnote text" w:semiHidden="1" w:unhideWhenUsed="1"/>
     <w:lsdException w:name="table of authorities" w:semiHidden="1" w:unhideWhenUsed="1"/>
-    <w:lsdException w:name="macro" w:unhideWhenUsed="1"/>
+    <w:lsdException w:name="macro" w:unhideWhenUsed="1" w:qFormat="1"/>
     <w:lsdException w:name="toa heading" w:semiHidden="1" w:unhideWhenUsed="1"/>
-    <w:lsdException w:name="List" w:unhideWhenUsed="1"/>
-    <w:lsdException w:name="List Bullet" w:unhideWhenUsed="1"/>
-    <w:lsdException w:name="List Number" w:unhideWhenUsed="1"/>
-    <w:lsdException w:name="List 2" w:unhideWhenUsed="1"/>
+    <w:lsdException w:name="List" w:unhideWhenUsed="1" w:qFormat="1"/>
+    <w:lsdException w:name="List Bullet" w:unhideWhenUsed="1" w:qFormat="1"/>
+    <w:lsdException w:name="List Number" w:unhideWhenUsed="1" w:qFormat="1"/>
+    <w:lsdException w:name="List 2" w:unhideWhenUsed="1" w:qFormat="1"/>
     <w:lsdException w:name="List 3" w:unhideWhenUsed="1" w:qFormat="1"/>
     <w:lsdException w:name="List 4" w:semiHidden="1" w:unhideWhenUsed="1"/>
     <w:lsdException w:name="List 5" w:semiHidden="1" w:unhideWhenUsed="1"/>
-    <w:lsdException w:name="List Bullet 2" w:unhideWhenUsed="1"/>
-    <w:lsdException w:name="List Bullet 3" w:unhideWhenUsed="1"/>
+    <w:lsdException w:name="List Bullet 2" w:unhideWhenUsed="1" w:qFormat="1"/>
+    <w:lsdException w:name="List Bullet 3" w:unhideWhenUsed="1" w:qFormat="1"/>
     <w:lsdException w:name="List Bullet 4" w:semiHidden="1" w:unhideWhenUsed="1"/>
     <w:lsdException w:name="List Bullet 5" w:semiHidden="1" w:unhideWhenUsed="1"/>
     <w:lsdException w:name="List Number 2" w:unhideWhenUsed="1" w:qFormat="1"/>
-    <w:lsdException w:name="List Number 3" w:unhideWhenUsed="1"/>
+    <w:lsdException w:name="List Number 3" w:unhideWhenUsed="1" w:qFormat="1"/>
     <w:lsdException w:name="List Number 4" w:semiHidden="1" w:unhideWhenUsed="1"/>
     <w:lsdException w:name="List Number 5" w:semiHidden="1" w:unhideWhenUsed="1"/>
     <w:lsdException w:name="Title" w:uiPriority="10" w:qFormat="1"/>
     <w:lsdException w:name="Closing" w:semiHidden="1" w:unhideWhenUsed="1"/>
     <w:lsdException w:name="Signature" w:semiHidden="1" w:unhideWhenUsed="1"/>
-    <w:lsdException w:name="Default Paragraph Font" w:semiHidden="1" w:uiPriority="1" w:unhideWhenUsed="1" w:qFormat="1"/>
+    <w:lsdException w:name="Default Paragraph Font" w:semiHidden="1" w:uiPriority="1" w:unhideWhenUsed="1"/>
     <w:lsdException w:name="Body Text" w:unhideWhenUsed="1" w:qFormat="1"/>
     <w:lsdException w:name="Body Text Indent" w:semiHidden="1" w:unhideWhenUsed="1"/>
     <w:lsdException w:name="List Continue" w:unhideWhenUsed="1"/>
-    <w:lsdException w:name="List Continue 2" w:unhideWhenUsed="1"/>
-    <w:lsdException w:name="List Continue 3" w:unhideWhenUsed="1"/>
+    <w:lsdException w:name="List Continue 2" w:unhideWhenUsed="1" w:qFormat="1"/>
+    <w:lsdException w:name="List Continue 3" w:unhideWhenUsed="1" w:qFormat="1"/>
     <w:lsdException w:name="List Continue 4" w:semiHidden="1" w:unhideWhenUsed="1"/>
     <w:lsdException w:name="List Continue 5" w:semiHidden="1" w:unhideWhenUsed="1"/>
     <w:lsdException w:name="Message Header" w:semiHidden="1" w:unhideWhenUsed="1"/>
@@ -2093,112 +2685,112 @@
     <w:lsdException w:name="Table Web 2" w:semiHidden="1" w:unhideWhenUsed="1"/>
     <w:lsdException w:name="Table Web 3" w:semiHidden="1" w:unhideWhenUsed="1"/>
     <w:lsdException w:name="Balloon Text" w:semiHidden="1" w:unhideWhenUsed="1"/>
-    <w:lsdException w:name="Table Grid" w:uiPriority="59"/>
+    <w:lsdException w:name="Table Grid" w:uiPriority="59" w:qFormat="1"/>
     <w:lsdException w:name="Table Theme" w:semiHidden="1" w:unhideWhenUsed="1"/>
     <w:lsdException w:name="Placeholder Text" w:semiHidden="1"/>
     <w:lsdException w:name="No Spacing" w:uiPriority="1" w:qFormat="1"/>
-    <w:lsdException w:name="Light Shading" w:uiPriority="60"/>
+    <w:lsdException w:name="Light Shading" w:uiPriority="60" w:qFormat="1"/>
     <w:lsdException w:name="Light List" w:uiPriority="61" w:qFormat="1"/>
-    <w:lsdException w:name="Light Grid" w:uiPriority="62"/>
+    <w:lsdException w:name="Light Grid" w:uiPriority="62" w:qFormat="1"/>
     <w:lsdException w:name="Medium Shading 1" w:uiPriority="63" w:qFormat="1"/>
     <w:lsdException w:name="Medium Shading 2" w:uiPriority="64" w:qFormat="1"/>
     <w:lsdException w:name="Medium List 1" w:uiPriority="65" w:qFormat="1"/>
     <w:lsdException w:name="Medium List 2" w:uiPriority="66"/>
-    <w:lsdException w:name="Medium Grid 1" w:uiPriority="67"/>
-    <w:lsdException w:name="Medium Grid 2" w:uiPriority="68"/>
-    <w:lsdException w:name="Medium Grid 3" w:uiPriority="69"/>
+    <w:lsdException w:name="Medium Grid 1" w:uiPriority="67" w:qFormat="1"/>
+    <w:lsdException w:name="Medium Grid 2" w:uiPriority="68" w:qFormat="1"/>
+    <w:lsdException w:name="Medium Grid 3" w:uiPriority="69" w:qFormat="1"/>
     <w:lsdException w:name="Dark List" w:uiPriority="70"/>
     <w:lsdException w:name="Colorful Shading" w:uiPriority="71"/>
-    <w:lsdException w:name="Colorful List" w:uiPriority="72"/>
+    <w:lsdException w:name="Colorful List" w:uiPriority="72" w:qFormat="1"/>
     <w:lsdException w:name="Colorful Grid" w:uiPriority="73"/>
     <w:lsdException w:name="Light Shading Accent 1" w:uiPriority="60"/>
     <w:lsdException w:name="Light List Accent 1" w:uiPriority="61"/>
     <w:lsdException w:name="Light Grid Accent 1" w:uiPriority="62"/>
-    <w:lsdException w:name="Medium Shading 1 Accent 1" w:uiPriority="63"/>
-    <w:lsdException w:name="Medium Shading 2 Accent 1" w:uiPriority="64"/>
+    <w:lsdException w:name="Medium Shading 1 Accent 1" w:uiPriority="63" w:qFormat="1"/>
+    <w:lsdException w:name="Medium Shading 2 Accent 1" w:uiPriority="64" w:qFormat="1"/>
     <w:lsdException w:name="Medium List 1 Accent 1" w:uiPriority="65" w:qFormat="1"/>
     <w:lsdException w:name="Revision" w:semiHidden="1"/>
     <w:lsdException w:name="List Paragraph" w:uiPriority="34" w:qFormat="1"/>
     <w:lsdException w:name="Quote" w:uiPriority="29" w:qFormat="1"/>
     <w:lsdException w:name="Intense Quote" w:uiPriority="30" w:qFormat="1"/>
     <w:lsdException w:name="Medium List 2 Accent 1" w:uiPriority="66"/>
-    <w:lsdException w:name="Medium Grid 1 Accent 1" w:uiPriority="67"/>
-    <w:lsdException w:name="Medium Grid 2 Accent 1" w:uiPriority="68"/>
-    <w:lsdException w:name="Medium Grid 3 Accent 1" w:uiPriority="69"/>
-    <w:lsdException w:name="Dark List Accent 1" w:uiPriority="70"/>
+    <w:lsdException w:name="Medium Grid 1 Accent 1" w:uiPriority="67" w:qFormat="1"/>
+    <w:lsdException w:name="Medium Grid 2 Accent 1" w:uiPriority="68" w:qFormat="1"/>
+    <w:lsdException w:name="Medium Grid 3 Accent 1" w:uiPriority="69" w:qFormat="1"/>
+    <w:lsdException w:name="Dark List Accent 1" w:uiPriority="70" w:qFormat="1"/>
     <w:lsdException w:name="Colorful Shading Accent 1" w:uiPriority="71"/>
-    <w:lsdException w:name="Colorful List Accent 1" w:uiPriority="72"/>
-    <w:lsdException w:name="Colorful Grid Accent 1" w:uiPriority="73"/>
-    <w:lsdException w:name="Light Shading Accent 2" w:uiPriority="60"/>
+    <w:lsdException w:name="Colorful List Accent 1" w:uiPriority="72" w:qFormat="1"/>
+    <w:lsdException w:name="Colorful Grid Accent 1" w:uiPriority="73" w:qFormat="1"/>
+    <w:lsdException w:name="Light Shading Accent 2" w:uiPriority="60" w:qFormat="1"/>
     <w:lsdException w:name="Light List Accent 2" w:uiPriority="61" w:qFormat="1"/>
     <w:lsdException w:name="Light Grid Accent 2" w:uiPriority="62"/>
     <w:lsdException w:name="Medium Shading 1 Accent 2" w:uiPriority="63" w:qFormat="1"/>
     <w:lsdException w:name="Medium Shading 2 Accent 2" w:uiPriority="64" w:qFormat="1"/>
     <w:lsdException w:name="Medium List 1 Accent 2" w:uiPriority="65"/>
     <w:lsdException w:name="Medium List 2 Accent 2" w:uiPriority="66"/>
-    <w:lsdException w:name="Medium Grid 1 Accent 2" w:uiPriority="67"/>
-    <w:lsdException w:name="Medium Grid 2 Accent 2" w:uiPriority="68"/>
-    <w:lsdException w:name="Medium Grid 3 Accent 2" w:uiPriority="69"/>
+    <w:lsdException w:name="Medium Grid 1 Accent 2" w:uiPriority="67" w:qFormat="1"/>
+    <w:lsdException w:name="Medium Grid 2 Accent 2" w:uiPriority="68" w:qFormat="1"/>
+    <w:lsdException w:name="Medium Grid 3 Accent 2" w:uiPriority="69" w:qFormat="1"/>
     <w:lsdException w:name="Dark List Accent 2" w:uiPriority="70"/>
-    <w:lsdException w:name="Colorful Shading Accent 2" w:uiPriority="71"/>
+    <w:lsdException w:name="Colorful Shading Accent 2" w:uiPriority="71" w:qFormat="1"/>
     <w:lsdException w:name="Colorful List Accent 2" w:uiPriority="72"/>
-    <w:lsdException w:name="Colorful Grid Accent 2" w:uiPriority="73"/>
+    <w:lsdException w:name="Colorful Grid Accent 2" w:uiPriority="73" w:qFormat="1"/>
     <w:lsdException w:name="Light Shading Accent 3" w:uiPriority="60" w:qFormat="1"/>
     <w:lsdException w:name="Light List Accent 3" w:uiPriority="61" w:qFormat="1"/>
     <w:lsdException w:name="Light Grid Accent 3" w:uiPriority="62" w:qFormat="1"/>
-    <w:lsdException w:name="Medium Shading 1 Accent 3" w:uiPriority="63"/>
+    <w:lsdException w:name="Medium Shading 1 Accent 3" w:uiPriority="63" w:qFormat="1"/>
     <w:lsdException w:name="Medium Shading 2 Accent 3" w:uiPriority="64" w:qFormat="1"/>
-    <w:lsdException w:name="Medium List 1 Accent 3" w:uiPriority="65"/>
+    <w:lsdException w:name="Medium List 1 Accent 3" w:uiPriority="65" w:qFormat="1"/>
     <w:lsdException w:name="Medium List 2 Accent 3" w:uiPriority="66"/>
-    <w:lsdException w:name="Medium Grid 1 Accent 3" w:uiPriority="67"/>
-    <w:lsdException w:name="Medium Grid 2 Accent 3" w:uiPriority="68"/>
-    <w:lsdException w:name="Medium Grid 3 Accent 3" w:uiPriority="69"/>
+    <w:lsdException w:name="Medium Grid 1 Accent 3" w:uiPriority="67" w:qFormat="1"/>
+    <w:lsdException w:name="Medium Grid 2 Accent 3" w:uiPriority="68" w:qFormat="1"/>
+    <w:lsdException w:name="Medium Grid 3 Accent 3" w:uiPriority="69" w:qFormat="1"/>
     <w:lsdException w:name="Dark List Accent 3" w:uiPriority="70"/>
-    <w:lsdException w:name="Colorful Shading Accent 3" w:uiPriority="71"/>
-    <w:lsdException w:name="Colorful List Accent 3" w:uiPriority="72"/>
-    <w:lsdException w:name="Colorful Grid Accent 3" w:uiPriority="73"/>
+    <w:lsdException w:name="Colorful Shading Accent 3" w:uiPriority="71" w:qFormat="1"/>
+    <w:lsdException w:name="Colorful List Accent 3" w:uiPriority="72" w:qFormat="1"/>
+    <w:lsdException w:name="Colorful Grid Accent 3" w:uiPriority="73" w:qFormat="1"/>
     <w:lsdException w:name="Light Shading Accent 4" w:uiPriority="60"/>
     <w:lsdException w:name="Light List Accent 4" w:uiPriority="61"/>
     <w:lsdException w:name="Light Grid Accent 4" w:uiPriority="62" w:qFormat="1"/>
     <w:lsdException w:name="Medium Shading 1 Accent 4" w:uiPriority="63" w:qFormat="1"/>
     <w:lsdException w:name="Medium Shading 2 Accent 4" w:uiPriority="64" w:qFormat="1"/>
     <w:lsdException w:name="Medium List 1 Accent 4" w:uiPriority="65"/>
-    <w:lsdException w:name="Medium List 2 Accent 4" w:uiPriority="66"/>
-    <w:lsdException w:name="Medium Grid 1 Accent 4" w:uiPriority="67"/>
-    <w:lsdException w:name="Medium Grid 2 Accent 4" w:uiPriority="68"/>
-    <w:lsdException w:name="Medium Grid 3 Accent 4" w:uiPriority="69"/>
+    <w:lsdException w:name="Medium List 2 Accent 4" w:uiPriority="66" w:qFormat="1"/>
+    <w:lsdException w:name="Medium Grid 1 Accent 4" w:uiPriority="67" w:qFormat="1"/>
+    <w:lsdException w:name="Medium Grid 2 Accent 4" w:uiPriority="68" w:qFormat="1"/>
+    <w:lsdException w:name="Medium Grid 3 Accent 4" w:uiPriority="69" w:qFormat="1"/>
     <w:lsdException w:name="Dark List Accent 4" w:uiPriority="70"/>
     <w:lsdException w:name="Colorful Shading Accent 4" w:uiPriority="71"/>
-    <w:lsdException w:name="Colorful List Accent 4" w:uiPriority="72"/>
-    <w:lsdException w:name="Colorful Grid Accent 4" w:uiPriority="73"/>
+    <w:lsdException w:name="Colorful List Accent 4" w:uiPriority="72" w:qFormat="1"/>
+    <w:lsdException w:name="Colorful Grid Accent 4" w:uiPriority="73" w:qFormat="1"/>
     <w:lsdException w:name="Light Shading Accent 5" w:uiPriority="60" w:qFormat="1"/>
-    <w:lsdException w:name="Light List Accent 5" w:uiPriority="61"/>
+    <w:lsdException w:name="Light List Accent 5" w:uiPriority="61" w:qFormat="1"/>
     <w:lsdException w:name="Light Grid Accent 5" w:uiPriority="62"/>
     <w:lsdException w:name="Medium Shading 1 Accent 5" w:uiPriority="63"/>
     <w:lsdException w:name="Medium Shading 2 Accent 5" w:uiPriority="64" w:qFormat="1"/>
-    <w:lsdException w:name="Medium List 1 Accent 5" w:uiPriority="65"/>
+    <w:lsdException w:name="Medium List 1 Accent 5" w:uiPriority="65" w:qFormat="1"/>
     <w:lsdException w:name="Medium List 2 Accent 5" w:uiPriority="66"/>
-    <w:lsdException w:name="Medium Grid 1 Accent 5" w:uiPriority="67"/>
-    <w:lsdException w:name="Medium Grid 2 Accent 5" w:uiPriority="68"/>
-    <w:lsdException w:name="Medium Grid 3 Accent 5" w:uiPriority="69"/>
+    <w:lsdException w:name="Medium Grid 1 Accent 5" w:uiPriority="67" w:qFormat="1"/>
+    <w:lsdException w:name="Medium Grid 2 Accent 5" w:uiPriority="68" w:qFormat="1"/>
+    <w:lsdException w:name="Medium Grid 3 Accent 5" w:uiPriority="69" w:qFormat="1"/>
     <w:lsdException w:name="Dark List Accent 5" w:uiPriority="70"/>
     <w:lsdException w:name="Colorful Shading Accent 5" w:uiPriority="71"/>
-    <w:lsdException w:name="Colorful List Accent 5" w:uiPriority="72"/>
-    <w:lsdException w:name="Colorful Grid Accent 5" w:uiPriority="73"/>
-    <w:lsdException w:name="Light Shading Accent 6" w:uiPriority="60"/>
+    <w:lsdException w:name="Colorful List Accent 5" w:uiPriority="72" w:qFormat="1"/>
+    <w:lsdException w:name="Colorful Grid Accent 5" w:uiPriority="73" w:qFormat="1"/>
+    <w:lsdException w:name="Light Shading Accent 6" w:uiPriority="60" w:qFormat="1"/>
     <w:lsdException w:name="Light List Accent 6" w:uiPriority="61"/>
     <w:lsdException w:name="Light Grid Accent 6" w:uiPriority="62" w:qFormat="1"/>
     <w:lsdException w:name="Medium Shading 1 Accent 6" w:uiPriority="63"/>
     <w:lsdException w:name="Medium Shading 2 Accent 6" w:uiPriority="64" w:qFormat="1"/>
     <w:lsdException w:name="Medium List 1 Accent 6" w:uiPriority="65"/>
     <w:lsdException w:name="Medium List 2 Accent 6" w:uiPriority="66"/>
-    <w:lsdException w:name="Medium Grid 1 Accent 6" w:uiPriority="67"/>
-    <w:lsdException w:name="Medium Grid 2 Accent 6" w:uiPriority="68"/>
-    <w:lsdException w:name="Medium Grid 3 Accent 6" w:uiPriority="69"/>
+    <w:lsdException w:name="Medium Grid 1 Accent 6" w:uiPriority="67" w:qFormat="1"/>
+    <w:lsdException w:name="Medium Grid 2 Accent 6" w:uiPriority="68" w:qFormat="1"/>
+    <w:lsdException w:name="Medium Grid 3 Accent 6" w:uiPriority="69" w:qFormat="1"/>
     <w:lsdException w:name="Dark List Accent 6" w:uiPriority="70"/>
     <w:lsdException w:name="Colorful Shading Accent 6" w:uiPriority="71"/>
-    <w:lsdException w:name="Colorful List Accent 6" w:uiPriority="72"/>
-    <w:lsdException w:name="Colorful Grid Accent 6" w:uiPriority="73"/>
+    <w:lsdException w:name="Colorful List Accent 6" w:uiPriority="72" w:qFormat="1"/>
+    <w:lsdException w:name="Colorful Grid Accent 6" w:uiPriority="73" w:qFormat="1"/>
     <w:lsdException w:name="Subtle Emphasis" w:uiPriority="19" w:qFormat="1"/>
     <w:lsdException w:name="Intense Emphasis" w:uiPriority="21" w:qFormat="1"/>
     <w:lsdException w:name="Subtle Reference" w:uiPriority="31" w:qFormat="1"/>
@@ -2657,6 +3249,7 @@
     <w:basedOn w:val="Normal"/>
     <w:uiPriority w:val="99"/>
     <w:unhideWhenUsed/>
+    <w:qFormat/>
     <w:pPr>
       <w:ind w:left="360" w:hanging="360"/>
       <w:contextualSpacing/>
@@ -2667,6 +3260,7 @@
     <w:basedOn w:val="Normal"/>
     <w:uiPriority w:val="99"/>
     <w:unhideWhenUsed/>
+    <w:qFormat/>
     <w:pPr>
       <w:ind w:left="720" w:hanging="360"/>
       <w:contextualSpacing/>
@@ -2688,6 +3282,7 @@
     <w:basedOn w:val="Normal"/>
     <w:uiPriority w:val="99"/>
     <w:unhideWhenUsed/>
+    <w:qFormat/>
     <w:pPr>
       <w:numPr>
         <w:numId w:val="1"/>
@@ -2700,6 +3295,7 @@
     <w:basedOn w:val="Normal"/>
     <w:uiPriority w:val="99"/>
     <w:unhideWhenUsed/>
+    <w:qFormat/>
     <w:pPr>
       <w:numPr>
         <w:numId w:val="2"/>
@@ -2712,6 +3308,7 @@
     <w:basedOn w:val="Normal"/>
     <w:uiPriority w:val="99"/>
     <w:unhideWhenUsed/>
+    <w:qFormat/>
     <w:pPr>
       <w:numPr>
         <w:numId w:val="3"/>
@@ -2735,6 +3332,7 @@
     <w:basedOn w:val="Normal"/>
     <w:uiPriority w:val="99"/>
     <w:unhideWhenUsed/>
+    <w:qFormat/>
     <w:pPr>
       <w:spacing w:after="120"/>
       <w:ind w:left="720"/>
@@ -2746,6 +3344,7 @@
     <w:basedOn w:val="Normal"/>
     <w:uiPriority w:val="99"/>
     <w:unhideWhenUsed/>
+    <w:qFormat/>
     <w:pPr>
       <w:spacing w:after="120"/>
       <w:ind w:left="1080"/>
@@ -2757,6 +3356,7 @@
     <w:basedOn w:val="Normal"/>
     <w:uiPriority w:val="99"/>
     <w:unhideWhenUsed/>
+    <w:qFormat/>
     <w:pPr>
       <w:numPr>
         <w:numId w:val="4"/>
@@ -2782,6 +3382,7 @@
     <w:basedOn w:val="Normal"/>
     <w:uiPriority w:val="99"/>
     <w:unhideWhenUsed/>
+    <w:qFormat/>
     <w:pPr>
       <w:numPr>
         <w:numId w:val="6"/>
@@ -2794,6 +3395,7 @@
     <w:link w:val="MacroTextChar"/>
     <w:uiPriority w:val="99"/>
     <w:unhideWhenUsed/>
+    <w:qFormat/>
     <w:pPr>
       <w:tabs>
         <w:tab w:val="left" w:pos="576"/>
@@ -2841,6 +3443,7 @@
     <w:name w:val="Table Grid"/>
     <w:basedOn w:val="TableNormal"/>
     <w:uiPriority w:val="59"/>
+    <w:qFormat/>
     <w:tblPr>
       <w:tblBorders>
         <w:top w:val="single" w:sz="4" w:space="0" w:color="auto"/>
@@ -2879,6 +3482,7 @@
     <w:name w:val="Light Shading"/>
     <w:basedOn w:val="TableNormal"/>
     <w:uiPriority w:val="60"/>
+    <w:qFormat/>
     <w:rPr>
       <w:color w:val="000000" w:themeColor="text1" w:themeShade="BF"/>
     </w:rPr>
@@ -3059,6 +3663,7 @@
     <w:name w:val="Light Shading Accent 2"/>
     <w:basedOn w:val="TableNormal"/>
     <w:uiPriority w:val="60"/>
+    <w:qFormat/>
     <w:rPr>
       <w:color w:val="943634" w:themeColor="accent2" w:themeShade="BF"/>
     </w:rPr>
@@ -3421,6 +4026,7 @@
     <w:name w:val="Light Shading Accent 6"/>
     <w:basedOn w:val="TableNormal"/>
     <w:uiPriority w:val="60"/>
+    <w:qFormat/>
     <w:rPr>
       <w:color w:val="E36C0A" w:themeColor="accent6" w:themeShade="BF"/>
     </w:rPr>
@@ -3909,6 +4515,7 @@
     <w:name w:val="Light List Accent 5"/>
     <w:basedOn w:val="TableNormal"/>
     <w:uiPriority w:val="61"/>
+    <w:qFormat/>
     <w:tblPr>
       <w:tblBorders>
         <w:top w:val="single" w:sz="8" w:space="0" w:color="4BACC6" w:themeColor="accent5"/>
@@ -4067,6 +4674,7 @@
     <w:name w:val="Light Grid"/>
     <w:basedOn w:val="TableNormal"/>
     <w:uiPriority w:val="62"/>
+    <w:qFormat/>
     <w:tblPr>
       <w:tblBorders>
         <w:top w:val="single" w:sz="8" w:space="0" w:color="000000" w:themeColor="text1"/>
@@ -4983,6 +5591,7 @@
     <w:name w:val="Medium Shading 1 Accent 1"/>
     <w:basedOn w:val="TableNormal"/>
     <w:uiPriority w:val="63"/>
+    <w:qFormat/>
     <w:tblPr>
       <w:tblBorders>
         <w:top w:val="single" w:sz="8" w:space="0" w:color="7BA0CD" w:themeColor="accent1" w:themeTint="BF"/>
@@ -5170,6 +5779,7 @@
     <w:name w:val="Medium Shading 1 Accent 3"/>
     <w:basedOn w:val="TableNormal"/>
     <w:uiPriority w:val="63"/>
+    <w:qFormat/>
     <w:tblPr>
       <w:tblBorders>
         <w:top w:val="single" w:sz="8" w:space="0" w:color="B3CC82" w:themeColor="accent3" w:themeTint="BF"/>
@@ -5680,6 +6290,7 @@
     <w:name w:val="Medium Shading 2 Accent 1"/>
     <w:basedOn w:val="TableNormal"/>
     <w:uiPriority w:val="64"/>
+    <w:qFormat/>
     <w:tblPr>
       <w:tblBorders>
         <w:top w:val="single" w:sz="18" w:space="0" w:color="auto"/>
@@ -6716,6 +7327,7 @@
     <w:name w:val="Medium List 1 Accent 3"/>
     <w:basedOn w:val="TableNormal"/>
     <w:uiPriority w:val="65"/>
+    <w:qFormat/>
     <w:rPr>
       <w:color w:val="000000" w:themeColor="text1"/>
     </w:rPr>
@@ -6858,6 +7470,7 @@
     <w:name w:val="Medium List 1 Accent 5"/>
     <w:basedOn w:val="TableNormal"/>
     <w:uiPriority w:val="65"/>
+    <w:qFormat/>
     <w:rPr>
       <w:color w:val="000000" w:themeColor="text1"/>
     </w:rPr>
@@ -7460,6 +8073,7 @@
     <w:name w:val="Medium List 2 Accent 4"/>
     <w:basedOn w:val="TableNormal"/>
     <w:uiPriority w:val="66"/>
+    <w:qFormat/>
     <w:rPr>
       <w:rFonts w:asciiTheme="majorHAnsi" w:eastAsiaTheme="majorEastAsia" w:hAnsiTheme="majorHAnsi" w:cstheme="majorBidi"/>
       <w:color w:val="000000" w:themeColor="text1"/>
@@ -7805,6 +8419,7 @@
     <w:name w:val="Medium Grid 1"/>
     <w:basedOn w:val="TableNormal"/>
     <w:uiPriority w:val="67"/>
+    <w:qFormat/>
     <w:tblPr>
       <w:tblBorders>
         <w:top w:val="single" w:sz="8" w:space="0" w:color="404040" w:themeColor="text1" w:themeTint="BF"/>
@@ -7865,6 +8480,7 @@
     <w:name w:val="Medium Grid 1 Accent 1"/>
     <w:basedOn w:val="TableNormal"/>
     <w:uiPriority w:val="67"/>
+    <w:qFormat/>
     <w:tblPr>
       <w:tblBorders>
         <w:top w:val="single" w:sz="8" w:space="0" w:color="7BA0CD" w:themeColor="accent1" w:themeTint="BF"/>
@@ -7925,6 +8541,7 @@
     <w:name w:val="Medium Grid 1 Accent 2"/>
     <w:basedOn w:val="TableNormal"/>
     <w:uiPriority w:val="67"/>
+    <w:qFormat/>
     <w:tblPr>
       <w:tblBorders>
         <w:top w:val="single" w:sz="8" w:space="0" w:color="CF7B79" w:themeColor="accent2" w:themeTint="BF"/>
@@ -7985,6 +8602,7 @@
     <w:name w:val="Medium Grid 1 Accent 3"/>
     <w:basedOn w:val="TableNormal"/>
     <w:uiPriority w:val="67"/>
+    <w:qFormat/>
     <w:tblPr>
       <w:tblBorders>
         <w:top w:val="single" w:sz="8" w:space="0" w:color="B3CC82" w:themeColor="accent3" w:themeTint="BF"/>
@@ -8045,6 +8663,7 @@
     <w:name w:val="Medium Grid 1 Accent 4"/>
     <w:basedOn w:val="TableNormal"/>
     <w:uiPriority w:val="67"/>
+    <w:qFormat/>
     <w:tblPr>
       <w:tblBorders>
         <w:top w:val="single" w:sz="8" w:space="0" w:color="9F8AB9" w:themeColor="accent4" w:themeTint="BF"/>
@@ -8105,6 +8724,7 @@
     <w:name w:val="Medium Grid 1 Accent 5"/>
     <w:basedOn w:val="TableNormal"/>
     <w:uiPriority w:val="67"/>
+    <w:qFormat/>
     <w:tblPr>
       <w:tblBorders>
         <w:top w:val="single" w:sz="8" w:space="0" w:color="78C0D4" w:themeColor="accent5" w:themeTint="BF"/>
@@ -8165,6 +8785,7 @@
     <w:name w:val="Medium Grid 1 Accent 6"/>
     <w:basedOn w:val="TableNormal"/>
     <w:uiPriority w:val="67"/>
+    <w:qFormat/>
     <w:tblPr>
       <w:tblBorders>
         <w:top w:val="single" w:sz="8" w:space="0" w:color="F9B074" w:themeColor="accent6" w:themeTint="BF"/>
@@ -8225,6 +8846,7 @@
     <w:name w:val="Medium Grid 2"/>
     <w:basedOn w:val="TableNormal"/>
     <w:uiPriority w:val="68"/>
+    <w:qFormat/>
     <w:rPr>
       <w:rFonts w:asciiTheme="majorHAnsi" w:eastAsiaTheme="majorEastAsia" w:hAnsiTheme="majorHAnsi" w:cstheme="majorBidi"/>
       <w:color w:val="000000" w:themeColor="text1"/>
@@ -8337,6 +8959,7 @@
     <w:name w:val="Medium Grid 2 Accent 1"/>
     <w:basedOn w:val="TableNormal"/>
     <w:uiPriority w:val="68"/>
+    <w:qFormat/>
     <w:rPr>
       <w:rFonts w:asciiTheme="majorHAnsi" w:eastAsiaTheme="majorEastAsia" w:hAnsiTheme="majorHAnsi" w:cstheme="majorBidi"/>
       <w:color w:val="000000" w:themeColor="text1"/>
@@ -8449,6 +9072,7 @@
     <w:name w:val="Medium Grid 2 Accent 2"/>
     <w:basedOn w:val="TableNormal"/>
     <w:uiPriority w:val="68"/>
+    <w:qFormat/>
     <w:rPr>
       <w:rFonts w:asciiTheme="majorHAnsi" w:eastAsiaTheme="majorEastAsia" w:hAnsiTheme="majorHAnsi" w:cstheme="majorBidi"/>
       <w:color w:val="000000" w:themeColor="text1"/>
@@ -8561,6 +9185,7 @@
     <w:name w:val="Medium Grid 2 Accent 3"/>
     <w:basedOn w:val="TableNormal"/>
     <w:uiPriority w:val="68"/>
+    <w:qFormat/>
     <w:rPr>
       <w:rFonts w:asciiTheme="majorHAnsi" w:eastAsiaTheme="majorEastAsia" w:hAnsiTheme="majorHAnsi" w:cstheme="majorBidi"/>
       <w:color w:val="000000" w:themeColor="text1"/>
@@ -8673,6 +9298,7 @@
     <w:name w:val="Medium Grid 2 Accent 4"/>
     <w:basedOn w:val="TableNormal"/>
     <w:uiPriority w:val="68"/>
+    <w:qFormat/>
     <w:rPr>
       <w:rFonts w:asciiTheme="majorHAnsi" w:eastAsiaTheme="majorEastAsia" w:hAnsiTheme="majorHAnsi" w:cstheme="majorBidi"/>
       <w:color w:val="000000" w:themeColor="text1"/>
@@ -8785,6 +9411,7 @@
     <w:name w:val="Medium Grid 2 Accent 5"/>
     <w:basedOn w:val="TableNormal"/>
     <w:uiPriority w:val="68"/>
+    <w:qFormat/>
     <w:rPr>
       <w:rFonts w:asciiTheme="majorHAnsi" w:eastAsiaTheme="majorEastAsia" w:hAnsiTheme="majorHAnsi" w:cstheme="majorBidi"/>
       <w:color w:val="000000" w:themeColor="text1"/>
@@ -8897,6 +9524,7 @@
     <w:name w:val="Medium Grid 2 Accent 6"/>
     <w:basedOn w:val="TableNormal"/>
     <w:uiPriority w:val="68"/>
+    <w:qFormat/>
     <w:rPr>
       <w:rFonts w:asciiTheme="majorHAnsi" w:eastAsiaTheme="majorEastAsia" w:hAnsiTheme="majorHAnsi" w:cstheme="majorBidi"/>
       <w:color w:val="000000" w:themeColor="text1"/>
@@ -9009,6 +9637,7 @@
     <w:name w:val="Medium Grid 3"/>
     <w:basedOn w:val="TableNormal"/>
     <w:uiPriority w:val="69"/>
+    <w:qFormat/>
     <w:tblPr>
       <w:tblBorders>
         <w:top w:val="single" w:sz="8" w:space="0" w:color="FFFFFF" w:themeColor="background1"/>
@@ -9137,6 +9766,7 @@
     <w:name w:val="Medium Grid 3 Accent 1"/>
     <w:basedOn w:val="TableNormal"/>
     <w:uiPriority w:val="69"/>
+    <w:qFormat/>
     <w:tblPr>
       <w:tblBorders>
         <w:top w:val="single" w:sz="8" w:space="0" w:color="FFFFFF" w:themeColor="background1"/>
@@ -9265,6 +9895,7 @@
     <w:name w:val="Medium Grid 3 Accent 2"/>
     <w:basedOn w:val="TableNormal"/>
     <w:uiPriority w:val="69"/>
+    <w:qFormat/>
     <w:tblPr>
       <w:tblBorders>
         <w:top w:val="single" w:sz="8" w:space="0" w:color="FFFFFF" w:themeColor="background1"/>
@@ -9393,6 +10024,7 @@
     <w:name w:val="Medium Grid 3 Accent 3"/>
     <w:basedOn w:val="TableNormal"/>
     <w:uiPriority w:val="69"/>
+    <w:qFormat/>
     <w:tblPr>
       <w:tblBorders>
         <w:top w:val="single" w:sz="8" w:space="0" w:color="FFFFFF" w:themeColor="background1"/>
@@ -9521,6 +10153,7 @@
     <w:name w:val="Medium Grid 3 Accent 4"/>
     <w:basedOn w:val="TableNormal"/>
     <w:uiPriority w:val="69"/>
+    <w:qFormat/>
     <w:tblPr>
       <w:tblBorders>
         <w:top w:val="single" w:sz="8" w:space="0" w:color="FFFFFF" w:themeColor="background1"/>
@@ -9649,6 +10282,7 @@
     <w:name w:val="Medium Grid 3 Accent 5"/>
     <w:basedOn w:val="TableNormal"/>
     <w:uiPriority w:val="69"/>
+    <w:qFormat/>
     <w:tblPr>
       <w:tblBorders>
         <w:top w:val="single" w:sz="8" w:space="0" w:color="FFFFFF" w:themeColor="background1"/>
@@ -9777,6 +10411,7 @@
     <w:name w:val="Medium Grid 3 Accent 6"/>
     <w:basedOn w:val="TableNormal"/>
     <w:uiPriority w:val="69"/>
+    <w:qFormat/>
     <w:tblPr>
       <w:tblBorders>
         <w:top w:val="single" w:sz="8" w:space="0" w:color="FFFFFF" w:themeColor="background1"/>
@@ -10008,6 +10643,7 @@
     <w:name w:val="Dark List Accent 1"/>
     <w:basedOn w:val="TableNormal"/>
     <w:uiPriority w:val="70"/>
+    <w:qFormat/>
     <w:rPr>
       <w:color w:val="FFFFFF" w:themeColor="background1"/>
     </w:rPr>
@@ -10844,6 +11480,7 @@
     <w:name w:val="Colorful Shading Accent 2"/>
     <w:basedOn w:val="TableNormal"/>
     <w:uiPriority w:val="71"/>
+    <w:qFormat/>
     <w:rPr>
       <w:color w:val="000000" w:themeColor="text1"/>
     </w:rPr>
@@ -10953,6 +11590,7 @@
     <w:name w:val="Colorful Shading Accent 3"/>
     <w:basedOn w:val="TableNormal"/>
     <w:uiPriority w:val="71"/>
+    <w:qFormat/>
     <w:rPr>
       <w:color w:val="000000" w:themeColor="text1"/>
     </w:rPr>
@@ -11379,6 +12017,7 @@
     <w:name w:val="Colorful List"/>
     <w:basedOn w:val="TableNormal"/>
     <w:uiPriority w:val="72"/>
+    <w:qFormat/>
     <w:rPr>
       <w:color w:val="000000" w:themeColor="text1"/>
     </w:rPr>
@@ -11454,6 +12093,7 @@
     <w:name w:val="Colorful List Accent 1"/>
     <w:basedOn w:val="TableNormal"/>
     <w:uiPriority w:val="72"/>
+    <w:qFormat/>
     <w:rPr>
       <w:color w:val="000000" w:themeColor="text1"/>
     </w:rPr>
@@ -11604,6 +12244,7 @@
     <w:name w:val="Colorful List Accent 3"/>
     <w:basedOn w:val="TableNormal"/>
     <w:uiPriority w:val="72"/>
+    <w:qFormat/>
     <w:rPr>
       <w:color w:val="000000" w:themeColor="text1"/>
     </w:rPr>
@@ -11679,6 +12320,7 @@
     <w:name w:val="Colorful List Accent 4"/>
     <w:basedOn w:val="TableNormal"/>
     <w:uiPriority w:val="72"/>
+    <w:qFormat/>
     <w:rPr>
       <w:color w:val="000000" w:themeColor="text1"/>
     </w:rPr>
@@ -11754,6 +12396,7 @@
     <w:name w:val="Colorful List Accent 5"/>
     <w:basedOn w:val="TableNormal"/>
     <w:uiPriority w:val="72"/>
+    <w:qFormat/>
     <w:rPr>
       <w:color w:val="000000" w:themeColor="text1"/>
     </w:rPr>
@@ -11829,6 +12472,7 @@
     <w:name w:val="Colorful List Accent 6"/>
     <w:basedOn w:val="TableNormal"/>
     <w:uiPriority w:val="72"/>
+    <w:qFormat/>
     <w:rPr>
       <w:color w:val="000000" w:themeColor="text1"/>
     </w:rPr>
@@ -11971,6 +12615,7 @@
     <w:name w:val="Colorful Grid Accent 1"/>
     <w:basedOn w:val="TableNormal"/>
     <w:uiPriority w:val="73"/>
+    <w:qFormat/>
     <w:rPr>
       <w:color w:val="000000" w:themeColor="text1"/>
     </w:rPr>
@@ -12038,6 +12683,7 @@
     <w:name w:val="Colorful Grid Accent 2"/>
     <w:basedOn w:val="TableNormal"/>
     <w:uiPriority w:val="73"/>
+    <w:qFormat/>
     <w:rPr>
       <w:color w:val="000000" w:themeColor="text1"/>
     </w:rPr>
@@ -12105,6 +12751,7 @@
     <w:name w:val="Colorful Grid Accent 3"/>
     <w:basedOn w:val="TableNormal"/>
     <w:uiPriority w:val="73"/>
+    <w:qFormat/>
     <w:rPr>
       <w:color w:val="000000" w:themeColor="text1"/>
     </w:rPr>
@@ -12172,6 +12819,7 @@
     <w:name w:val="Colorful Grid Accent 4"/>
     <w:basedOn w:val="TableNormal"/>
     <w:uiPriority w:val="73"/>
+    <w:qFormat/>
     <w:rPr>
       <w:color w:val="000000" w:themeColor="text1"/>
     </w:rPr>
@@ -12239,6 +12887,7 @@
     <w:name w:val="Colorful Grid Accent 5"/>
     <w:basedOn w:val="TableNormal"/>
     <w:uiPriority w:val="73"/>
+    <w:qFormat/>
     <w:rPr>
       <w:color w:val="000000" w:themeColor="text1"/>
     </w:rPr>
@@ -12306,6 +12955,7 @@
     <w:name w:val="Colorful Grid Accent 6"/>
     <w:basedOn w:val="TableNormal"/>
     <w:uiPriority w:val="73"/>
+    <w:qFormat/>
     <w:rPr>
       <w:color w:val="000000" w:themeColor="text1"/>
     </w:rPr>
@@ -12381,6 +13031,7 @@
     <w:basedOn w:val="DefaultParagraphFont"/>
     <w:link w:val="Footer"/>
     <w:uiPriority w:val="99"/>
+    <w:qFormat/>
   </w:style>
   <w:style w:type="paragraph" w:styleId="NoSpacing">
     <w:name w:val="No Spacing"/>
@@ -12426,6 +13077,7 @@
     <w:basedOn w:val="DefaultParagraphFont"/>
     <w:link w:val="Heading3"/>
     <w:uiPriority w:val="9"/>
+    <w:qFormat/>
     <w:rPr>
       <w:rFonts w:asciiTheme="majorHAnsi" w:eastAsiaTheme="majorEastAsia" w:hAnsiTheme="majorHAnsi" w:cstheme="majorBidi"/>
       <w:b/>
@@ -12453,6 +13105,7 @@
     <w:basedOn w:val="DefaultParagraphFont"/>
     <w:link w:val="Subtitle"/>
     <w:uiPriority w:val="11"/>
+    <w:qFormat/>
     <w:rPr>
       <w:rFonts w:asciiTheme="majorHAnsi" w:eastAsiaTheme="majorEastAsia" w:hAnsiTheme="majorHAnsi" w:cstheme="majorBidi"/>
       <w:i/>
@@ -12478,12 +13131,14 @@
     <w:basedOn w:val="DefaultParagraphFont"/>
     <w:link w:val="BodyText"/>
     <w:uiPriority w:val="99"/>
+    <w:qFormat/>
   </w:style>
   <w:style w:type="character" w:customStyle="1" w:styleId="BodyText2Char">
     <w:name w:val="Body Text 2 Char"/>
     <w:basedOn w:val="DefaultParagraphFont"/>
     <w:link w:val="BodyText2"/>
     <w:uiPriority w:val="99"/>
+    <w:qFormat/>
   </w:style>
   <w:style w:type="character" w:customStyle="1" w:styleId="BodyText3Char">
     <w:name w:val="Body Text 3 Char"/>
@@ -12539,6 +13194,7 @@
     <w:link w:val="Heading4"/>
     <w:uiPriority w:val="9"/>
     <w:semiHidden/>
+    <w:qFormat/>
     <w:rPr>
       <w:rFonts w:asciiTheme="majorHAnsi" w:eastAsiaTheme="majorEastAsia" w:hAnsiTheme="majorHAnsi" w:cstheme="majorBidi"/>
       <w:b/>
@@ -12554,6 +13210,7 @@
     <w:link w:val="Heading5"/>
     <w:uiPriority w:val="9"/>
     <w:semiHidden/>
+    <w:qFormat/>
     <w:rPr>
       <w:rFonts w:asciiTheme="majorHAnsi" w:eastAsiaTheme="majorEastAsia" w:hAnsiTheme="majorHAnsi" w:cstheme="majorBidi"/>
       <w:color w:val="244061" w:themeColor="accent1" w:themeShade="80"/>
@@ -12579,6 +13236,7 @@
     <w:link w:val="Heading7"/>
     <w:uiPriority w:val="9"/>
     <w:semiHidden/>
+    <w:qFormat/>
     <w:rPr>
       <w:rFonts w:asciiTheme="majorHAnsi" w:eastAsiaTheme="majorEastAsia" w:hAnsiTheme="majorHAnsi" w:cstheme="majorBidi"/>
       <w:i/>
@@ -12643,6 +13301,7 @@
     <w:basedOn w:val="DefaultParagraphFont"/>
     <w:link w:val="IntenseQuote"/>
     <w:uiPriority w:val="30"/>
+    <w:qFormat/>
     <w:rPr>
       <w:b/>
       <w:bCs/>
@@ -13048,6 +13707,10 @@
 </file>
 
 <file path=customXml/item1.xml><?xml version="1.0" encoding="utf-8"?>
+<b:Sources xmlns:b="http://schemas.openxmlformats.org/officeDocument/2006/bibliography" xmlns="http://schemas.openxmlformats.org/officeDocument/2006/bibliography" SelectedStyle="/APA.XSL" StyleName="APA"/>
+</file>
+
+<file path=customXml/item2.xml><?xml version="1.0" encoding="utf-8"?>
 <s:customData xmlns="http://www.wps.cn/officeDocument/2013/wpsCustomData" xmlns:s="http://www.wps.cn/officeDocument/2013/wpsCustomData">
   <customSectProps/>
   <customShpExts>
@@ -13056,22 +13719,18 @@
 </s:customData>
 </file>
 
-<file path=customXml/item2.xml><?xml version="1.0" encoding="utf-8"?>
-<b:Sources xmlns:b="http://schemas.openxmlformats.org/officeDocument/2006/bibliography" xmlns="http://schemas.openxmlformats.org/officeDocument/2006/bibliography" SelectedStyle="/APA.XSL" StyleName="APA"/>
+<file path=customXml/itemProps1.xml><?xml version="1.0" encoding="utf-8"?>
+<ds:datastoreItem xmlns:ds="http://schemas.openxmlformats.org/officeDocument/2006/customXml" ds:itemID="{EF278816-EC6F-A645-907D-7F25AECB1D4A}">
+  <ds:schemaRefs>
+    <ds:schemaRef ds:uri="http://schemas.openxmlformats.org/officeDocument/2006/bibliography"/>
+  </ds:schemaRefs>
+</ds:datastoreItem>
 </file>
 
-<file path=customXml/itemProps1.xml><?xml version="1.0" encoding="utf-8"?>
+<file path=customXml/itemProps2.xml><?xml version="1.0" encoding="utf-8"?>
 <ds:datastoreItem xmlns:ds="http://schemas.openxmlformats.org/officeDocument/2006/customXml" ds:itemID="{B1977F7D-205B-4081-913C-38D41E755F92}">
   <ds:schemaRefs>
     <ds:schemaRef ds:uri="http://www.wps.cn/officeDocument/2013/wpsCustomData"/>
   </ds:schemaRefs>
 </ds:datastoreItem>
-</file>
-
-<file path=customXml/itemProps2.xml><?xml version="1.0" encoding="utf-8"?>
-<ds:datastoreItem xmlns:ds="http://schemas.openxmlformats.org/officeDocument/2006/customXml" ds:itemID="{EF278816-EC6F-A645-907D-7F25AECB1D4A}">
-  <ds:schemaRefs>
-    <ds:schemaRef ds:uri="http://schemas.openxmlformats.org/officeDocument/2006/bibliography"/>
-  </ds:schemaRefs>
-</ds:datastoreItem>
 </file>
--- a/docs/Deliverables/Class Diagrams.docx
+++ b/docs/Deliverables/Class Diagrams.docx
@@ -978,21 +978,20 @@
         <w:rPr>
           <w:sz w:val="22"/>
         </w:rPr>
-        <w:t xml:space="preserve"> listens to </w:t>
+        <w:t xml:space="preserve"> subscribes to timestamped anomaly-history records and derives the latest result from the newest record</w:t>
       </w:r>
       <w:proofErr w:type="spellStart"/>
       <w:r>
         <w:rPr>
           <w:sz w:val="22"/>
         </w:rPr>
-        <w:t>Firestore</w:t>
       </w:r>
       <w:proofErr w:type="spellEnd"/>
       <w:r>
         <w:rPr>
           <w:sz w:val="22"/>
         </w:rPr>
-        <w:t xml:space="preserve"> for the current result and recent history records, then maps each record to a </w:t>
+        <w:t xml:space="preserve">, then maps each record to a </w:t>
       </w:r>
       <w:proofErr w:type="spellStart"/>
       <w:r>

--- a/docs/Deliverables/Class Diagrams.docx
+++ b/docs/Deliverables/Class Diagrams.docx
@@ -469,7 +469,7 @@
         <w:lastRenderedPageBreak/>
         <w:drawing>
           <wp:inline distT="0" distB="0" distL="0" distR="0" wp14:anchorId="5BDB384F" wp14:editId="05E41A5B">
-            <wp:extent cx="4213555" cy="3449826"/>
+            <wp:extent cx="3931920" cy="3972289"/>
             <wp:effectExtent l="0" t="0" r="0" b="0"/>
             <wp:docPr id="12" name="Picture 12"/>
             <wp:cNvGraphicFramePr>
@@ -492,13 +492,13 @@
                         </a:ext>
                       </a:extLst>
                     </a:blip>
-                    <a:srcRect l="19411" t="5132" r="18426" b="4368"/>
+                    <a:srcRect/>
                     <a:stretch/>
                   </pic:blipFill>
                   <pic:spPr bwMode="auto">
                     <a:xfrm>
                       <a:off x="0" y="0"/>
-                      <a:ext cx="4221057" cy="3455968"/>
+                      <a:ext cx="3931920" cy="3972289"/>
                     </a:xfrm>
                     <a:prstGeom prst="rect">
                       <a:avLst/>
@@ -555,71 +555,7 @@
         <w:jc w:val="both"/>
       </w:pPr>
       <w:r>
-        <w:t xml:space="preserve">Figure 3.19 shows </w:t>
-      </w:r>
-      <w:proofErr w:type="spellStart"/>
-      <w:r>
-        <w:t>ControlsScreenState</w:t>
-      </w:r>
-      <w:proofErr w:type="spellEnd"/>
-      <w:r>
-        <w:t xml:space="preserve"> sending Feed Now and schedule requests to </w:t>
-      </w:r>
-      <w:proofErr w:type="spellStart"/>
-      <w:r>
-        <w:t>FeederService</w:t>
-      </w:r>
-      <w:proofErr w:type="spellEnd"/>
-      <w:r>
-        <w:t xml:space="preserve">. </w:t>
-      </w:r>
-      <w:proofErr w:type="spellStart"/>
-      <w:r>
-        <w:t>FeederService</w:t>
-      </w:r>
-      <w:proofErr w:type="spellEnd"/>
-      <w:r>
-        <w:t xml:space="preserve"> checks sensor conditions through </w:t>
-      </w:r>
-      <w:proofErr w:type="spellStart"/>
-      <w:r>
-        <w:t>SensorService</w:t>
-      </w:r>
-      <w:proofErr w:type="spellEnd"/>
-      <w:r>
-        <w:t xml:space="preserve">, manages </w:t>
-      </w:r>
-      <w:proofErr w:type="spellStart"/>
-      <w:r>
-        <w:t>ScheduleItem</w:t>
-      </w:r>
-      <w:proofErr w:type="spellEnd"/>
-      <w:r>
-        <w:t xml:space="preserve"> schedules, and reads the assigned tank’s </w:t>
-      </w:r>
-      <w:proofErr w:type="spellStart"/>
-      <w:r>
-        <w:t>FeederSchedulePolicy</w:t>
-      </w:r>
-      <w:proofErr w:type="spellEnd"/>
-      <w:r>
-        <w:t xml:space="preserve"> for scheduled water-quality overrides. Before a manual feed, </w:t>
-      </w:r>
-      <w:proofErr w:type="spellStart"/>
-      <w:r>
-        <w:t>ManualFeedScheduleGuard</w:t>
-      </w:r>
-      <w:proofErr w:type="spellEnd"/>
-      <w:r>
-        <w:t xml:space="preserve"> checks for nearby schedule conflicts and requests confirmation when needed. </w:t>
-      </w:r>
-      <w:proofErr w:type="spellStart"/>
-      <w:r>
-        <w:t>FeederStatus</w:t>
-      </w:r>
-      <w:proofErr w:type="spellEnd"/>
-      <w:r>
-        <w:t xml:space="preserve"> contains the reported command, status, feed level, dispense count, and last-seen time.</w:t>
+        <w:t>Figure 3.19 shows ControlsScreenState sending Feed Now and schedule requests to FeederService. FeederService uses SensorService for current sensor readings and feed-level readiness, manages ScheduleItem records, and provides device-reported feeding status. ManualFeedScheduleGuard checks schedule timing before Feed Now and may request owner confirmation near a scheduled occurrence. Water-quality warnings are advisory only and do not block feeding; feed blocking depends on connection and feeder readiness, the requested amount, fresh valid feed-level data, and schedule timing.</w:t>
       </w:r>
     </w:p>
     <w:p>
